--- a/人工智能导论/实验部分/人工智能导论实验报告_任务2任务3_统一字体.docx
+++ b/人工智能导论/实验部分/人工智能导论实验报告_任务2任务3_统一字体.docx
@@ -661,18 +661,6 @@
       </w:r>
     </w:p>
     <w:p>
-      <w:pPr>
-        <w:spacing w:before="0" w:after="40" w:lineRule="auto" w:line="300"/>
-      </w:pPr>
-      <w:r>
-        <w:rPr>
-          <w:rFonts w:ascii="Times New Roman" w:hAnsi="Times New Roman" w:eastAsia="宋体"/>
-          <w:sz w:val="21"/>
-        </w:rPr>
-        <w:t>附录A  源文件覆盖清单</w:t>
-      </w:r>
-    </w:p>
-    <w:p>
       <w:r>
         <w:br w:type="page"/>
       </w:r>
@@ -849,6 +837,73 @@
     </w:p>
     <w:p>
       <w:pPr>
+        <w:pStyle w:val="Heading3"/>
+        <w:spacing w:line="300" w:lineRule="auto" w:before="80" w:after="40"/>
+      </w:pPr>
+      <w:r>
+        <w:rPr>
+          <w:rFonts w:ascii="Arial" w:hAnsi="Arial" w:eastAsia="黑体"/>
+          <w:b/>
+          <w:sz w:val="21"/>
+        </w:rPr>
+        <w:t>1.1.1  数据特征与分类边界分析</w:t>
+      </w:r>
+    </w:p>
+    <w:p>
+      <w:pPr>
+        <w:spacing w:line="300" w:lineRule="auto" w:before="0" w:after="60"/>
+        <w:ind w:firstLine="420"/>
+      </w:pPr>
+      <w:r>
+        <w:rPr>
+          <w:rFonts w:ascii="Times New Roman" w:hAnsi="Times New Roman" w:eastAsia="宋体"/>
+          <w:sz w:val="21"/>
+        </w:rPr>
+        <w:t>Iris 数据集具有样本规模小、特征维度低和类别边界相对清晰的特点，适合作为支持向量机实验的基准数据。脚本将四个形态学特征读入后，主要使用前两个特征绘制二维分类平面。该处理牺牲了完整四维特征空间的信息，但换取了可视化解释能力，使分类边界、支持向量机核映射效果和样本分布之间的关系能够被直观观察。</w:t>
+      </w:r>
+    </w:p>
+    <w:p>
+      <w:pPr>
+        <w:spacing w:line="300" w:lineRule="auto" w:before="0" w:after="60"/>
+        <w:ind w:firstLine="420"/>
+      </w:pPr>
+      <w:r>
+        <w:rPr>
+          <w:rFonts w:ascii="Times New Roman" w:hAnsi="Times New Roman" w:eastAsia="宋体"/>
+          <w:sz w:val="21"/>
+        </w:rPr>
+        <w:t>采用 RBF 核函数的意义在于引入非线性相似度度量。若使用线性核，模型只能在原始特征平面上构造线性分割；RBF 核则依据样本间距离形成局部响应，能够拟合 Versicolor 与 Virginica 之间更复杂的过渡区域。C 与 gamma 的取值共同控制间隔约束和局部曲率：C 较大时模型更重视训练误差，gamma 较大时决策边界更容易贴近样本分布。当前参数更适合演示非线性边界，但也需要关注过拟合风险。</w:t>
+      </w:r>
+    </w:p>
+    <w:p>
+      <w:pPr>
+        <w:pStyle w:val="Heading3"/>
+        <w:spacing w:line="300" w:lineRule="auto" w:before="80" w:after="40"/>
+      </w:pPr>
+      <w:r>
+        <w:rPr>
+          <w:rFonts w:ascii="Arial" w:hAnsi="Arial" w:eastAsia="黑体"/>
+          <w:b/>
+          <w:sz w:val="21"/>
+        </w:rPr>
+        <w:t>1.1.2  评价指标与实验局限</w:t>
+      </w:r>
+    </w:p>
+    <w:p>
+      <w:pPr>
+        <w:spacing w:line="300" w:lineRule="auto" w:before="0" w:after="60"/>
+        <w:ind w:firstLine="420"/>
+      </w:pPr>
+      <w:r>
+        <w:rPr>
+          <w:rFonts w:ascii="Times New Roman" w:hAnsi="Times New Roman" w:eastAsia="宋体"/>
+          <w:sz w:val="21"/>
+        </w:rPr>
+        <w:t>程序同时输出训练集和测试集预测准确率，并绘制分类结果图。准确率能够快速衡量分类器整体性能，但对于小样本数据集而言，单次划分可能导致评估结果受随机种子影响。更严谨的实验可采用交叉验证报告平均准确率与方差，并进一步计算混淆矩阵，以观察模型是否主要在相邻花种之间发生误判。</w:t>
+      </w:r>
+    </w:p>
+    <w:p>
+      <w:pPr>
         <w:pStyle w:val="Heading2"/>
         <w:spacing w:before="80" w:after="40" w:line="300" w:lineRule="auto"/>
       </w:pPr>
@@ -995,6 +1050,86 @@
     </w:p>
     <w:p>
       <w:pPr>
+        <w:pStyle w:val="Heading3"/>
+        <w:spacing w:line="300" w:lineRule="auto" w:before="80" w:after="40"/>
+      </w:pPr>
+      <w:r>
+        <w:rPr>
+          <w:rFonts w:ascii="Arial" w:hAnsi="Arial" w:eastAsia="黑体"/>
+          <w:b/>
+          <w:sz w:val="21"/>
+        </w:rPr>
+        <w:t>1.2.1  回归目标与损失函数分析</w:t>
+      </w:r>
+    </w:p>
+    <w:p>
+      <w:pPr>
+        <w:spacing w:line="300" w:lineRule="auto" w:before="0" w:after="60"/>
+        <w:ind w:firstLine="420"/>
+      </w:pPr>
+      <w:r>
+        <w:rPr>
+          <w:rFonts w:ascii="Times New Roman" w:hAnsi="Times New Roman" w:eastAsia="宋体"/>
+          <w:sz w:val="21"/>
+        </w:rPr>
+        <w:t>Boston Housing 实验从分类问题转向连续值预测。模型目标不是输出离散类别，而是估计房价数值，因此损失函数选择均方误差。均方误差对大偏差样本具有二次惩罚效果，能够迫使模型关注预测偏离明显的样本；但其缺点是对异常点敏感，若数据中存在极端房价或特征噪声，训练曲线可能出现较大波动。</w:t>
+      </w:r>
+    </w:p>
+    <w:p>
+      <w:pPr>
+        <w:spacing w:line="300" w:lineRule="auto" w:before="0" w:after="60"/>
+        <w:ind w:firstLine="420"/>
+      </w:pPr>
+      <w:r>
+        <w:rPr>
+          <w:rFonts w:ascii="Times New Roman" w:hAnsi="Times New Roman" w:eastAsia="宋体"/>
+          <w:sz w:val="21"/>
+        </w:rPr>
+        <w:t>线性回归层本质上学习特征到房价的加权组合。与深层网络相比，该模型表达能力有限，却具有参数含义清晰、训练稳定和计算开销低的优点。对于入门实验而言，它能够将数据读取、前向传播、损失计算、反向传播和参数保存串联成完整监督学习流程。</w:t>
+      </w:r>
+    </w:p>
+    <w:p>
+      <w:pPr>
+        <w:pStyle w:val="Heading3"/>
+        <w:spacing w:line="300" w:lineRule="auto" w:before="80" w:after="40"/>
+      </w:pPr>
+      <w:r>
+        <w:rPr>
+          <w:rFonts w:ascii="Arial" w:hAnsi="Arial" w:eastAsia="黑体"/>
+          <w:b/>
+          <w:sz w:val="21"/>
+        </w:rPr>
+        <w:t>1.2.2  静态图到动态图的实现演进</w:t>
+      </w:r>
+    </w:p>
+    <w:p>
+      <w:pPr>
+        <w:spacing w:line="300" w:lineRule="auto" w:before="0" w:after="60"/>
+        <w:ind w:firstLine="420"/>
+      </w:pPr>
+      <w:r>
+        <w:rPr>
+          <w:rFonts w:ascii="Times New Roman" w:hAnsi="Times New Roman" w:eastAsia="宋体"/>
+          <w:sz w:val="21"/>
+        </w:rPr>
+        <w:t>三个 Session02 脚本体现了 PaddlePaddle 接口范式的演进。早期 fluid 静态图实现需要先定义计算图，再由 Executor 执行训练过程；动态图版本则通过继承 paddle.nn.Layer 构建 LinearRegression 类，在 Python 控制流中直接执行前向计算和反向传播。后者更符合当前深度学习框架的主流使用方式，也更便于调试单步损失、查看张量形状和保存模型参数。</w:t>
+      </w:r>
+    </w:p>
+    <w:p>
+      <w:pPr>
+        <w:spacing w:line="300" w:lineRule="auto" w:before="0" w:after="60"/>
+        <w:ind w:firstLine="420"/>
+      </w:pPr>
+      <w:r>
+        <w:rPr>
+          <w:rFonts w:ascii="Times New Roman" w:hAnsi="Times New Roman" w:eastAsia="宋体"/>
+          <w:sz w:val="21"/>
+        </w:rPr>
+        <w:t>训练损失曲线和预测散点图分别对应模型优化过程与泛化表现。若损失曲线整体下降，说明优化器能够沿着梯度方向降低误差；若预测点大致分布在真实值对角线附近，说明模型学习到了主要线性关系。图中仍存在离散误差，表明单层线性模型难以完全刻画房价与多维社会经济特征之间的非线性关系。</w:t>
+      </w:r>
+    </w:p>
+    <w:p>
+      <w:pPr>
         <w:pStyle w:val="Heading2"/>
         <w:spacing w:before="80" w:after="40" w:line="300" w:lineRule="auto"/>
       </w:pPr>
@@ -1035,6 +1170,86 @@
     </w:p>
     <w:p>
       <w:pPr>
+        <w:pStyle w:val="Heading3"/>
+        <w:spacing w:line="300" w:lineRule="auto" w:before="80" w:after="40"/>
+      </w:pPr>
+      <w:r>
+        <w:rPr>
+          <w:rFonts w:ascii="Arial" w:hAnsi="Arial" w:eastAsia="黑体"/>
+          <w:b/>
+          <w:sz w:val="21"/>
+        </w:rPr>
+        <w:t>1.3.1  CNN 结构设计分析</w:t>
+      </w:r>
+    </w:p>
+    <w:p>
+      <w:pPr>
+        <w:spacing w:line="300" w:lineRule="auto" w:before="0" w:after="60"/>
+        <w:ind w:firstLine="420"/>
+      </w:pPr>
+      <w:r>
+        <w:rPr>
+          <w:rFonts w:ascii="Times New Roman" w:hAnsi="Times New Roman" w:eastAsia="宋体"/>
+          <w:sz w:val="21"/>
+        </w:rPr>
+        <w:t>CIFAR-10 图像尺寸小但类别差异复杂，单纯多层感知机难以有效利用局部空间结构。脚本采用三层卷积网络，先由浅层卷积提取边缘、颜色块和局部纹理，再通过更高通道数的卷积层组合局部模式。BatchNorm 的引入有助于稳定中间特征分布，MaxPool 则降低空间分辨率并扩大感受野。</w:t>
+      </w:r>
+    </w:p>
+    <w:p>
+      <w:pPr>
+        <w:spacing w:line="300" w:lineRule="auto" w:before="0" w:after="60"/>
+        <w:ind w:firstLine="420"/>
+      </w:pPr>
+      <w:r>
+        <w:rPr>
+          <w:rFonts w:ascii="Times New Roman" w:hAnsi="Times New Roman" w:eastAsia="宋体"/>
+          <w:sz w:val="21"/>
+        </w:rPr>
+        <w:t>全连接层输入 50 × 4 × 4 的特征张量并输出 10 类 logits，说明前序卷积模块已将图像压缩为较小的语义表征。损失函数采用交叉熵，符合多类互斥分类任务；优化器采用 Adam，可自适应调整参数更新尺度，通常比普通 SGD 在初期训练中更快降低损失。</w:t>
+      </w:r>
+    </w:p>
+    <w:p>
+      <w:pPr>
+        <w:pStyle w:val="Heading3"/>
+        <w:spacing w:line="300" w:lineRule="auto" w:before="80" w:after="40"/>
+      </w:pPr>
+      <w:r>
+        <w:rPr>
+          <w:rFonts w:ascii="Arial" w:hAnsi="Arial" w:eastAsia="黑体"/>
+          <w:b/>
+          <w:sz w:val="21"/>
+        </w:rPr>
+        <w:t>1.3.2  训练稳定性与可复现实验条件</w:t>
+      </w:r>
+    </w:p>
+    <w:p>
+      <w:pPr>
+        <w:spacing w:line="300" w:lineRule="auto" w:before="0" w:after="60"/>
+        <w:ind w:firstLine="420"/>
+      </w:pPr>
+      <w:r>
+        <w:rPr>
+          <w:rFonts w:ascii="Times New Roman" w:hAnsi="Times New Roman" w:eastAsia="宋体"/>
+          <w:sz w:val="21"/>
+        </w:rPr>
+        <w:t>该实验设置 batch size = 128、epoch = 20、learning rate = 0.001，属于兼顾训练速度与稳定性的配置。由于 CIFAR-10 相比 MNIST 噪声更高、类间差异更细，训练准确率和测试准确率之间的差距需要重点观察。若训练准确率持续上升而测试准确率停滞，则说明模型可能过拟合；后续可加入数据增强、Dropout、权重衰减或更深的残差结构。</w:t>
+      </w:r>
+    </w:p>
+    <w:p>
+      <w:pPr>
+        <w:spacing w:line="300" w:lineRule="auto" w:before="0" w:after="60"/>
+        <w:ind w:firstLine="420"/>
+      </w:pPr>
+      <w:r>
+        <w:rPr>
+          <w:rFonts w:ascii="Times New Roman" w:hAnsi="Times New Roman" w:eastAsia="宋体"/>
+          <w:sz w:val="21"/>
+        </w:rPr>
+        <w:t>脚本中的推理阶段尝试读取指定图片并输出类别，这使训练结果从批量测试扩展到单样本应用。该阶段也暴露出工程复现要求：测试图片路径、图像归一化方式和训练阶段预处理必须一致，否则模型输出会受到输入分布偏移影响。</w:t>
+      </w:r>
+    </w:p>
+    <w:p>
+      <w:pPr>
         <w:pStyle w:val="Heading2"/>
         <w:spacing w:before="80" w:after="40" w:line="300" w:lineRule="auto"/>
       </w:pPr>
@@ -1071,6 +1286,73 @@
           <w:sz w:val="21"/>
         </w:rPr>
         <w:t>与图像分类不同，IMDB 任务的核心在于可变长序列表示。脚本将词典中的未知词映射到 &lt;unk&gt;，并在推理阶段把样例评论转换为词 ID 序列。该过程体现了自然语言任务中从文本、词典、索引序列到概率输出的完整链路。</w:t>
+      </w:r>
+    </w:p>
+    <w:p>
+      <w:pPr>
+        <w:pStyle w:val="Heading3"/>
+        <w:spacing w:line="300" w:lineRule="auto" w:before="80" w:after="40"/>
+      </w:pPr>
+      <w:r>
+        <w:rPr>
+          <w:rFonts w:ascii="Arial" w:hAnsi="Arial" w:eastAsia="黑体"/>
+          <w:b/>
+          <w:sz w:val="21"/>
+        </w:rPr>
+        <w:t>1.4.1  序列建模机制分析</w:t>
+      </w:r>
+    </w:p>
+    <w:p>
+      <w:pPr>
+        <w:spacing w:line="300" w:lineRule="auto" w:before="0" w:after="60"/>
+        <w:ind w:firstLine="420"/>
+      </w:pPr>
+      <w:r>
+        <w:rPr>
+          <w:rFonts w:ascii="Times New Roman" w:hAnsi="Times New Roman" w:eastAsia="宋体"/>
+          <w:sz w:val="21"/>
+        </w:rPr>
+        <w:t>IMDB 情感分类实验处理的是词序列而非定长数值表。脚本先利用词典将文本映射为整数 ID，再由网络将 ID 序列转换为隐状态表示。LSTM 的核心作用是通过门控结构缓解普通循环网络的长期依赖衰减问题，使模型能够综合评论前后文信息判断情感倾向。</w:t>
+      </w:r>
+    </w:p>
+    <w:p>
+      <w:pPr>
+        <w:spacing w:line="300" w:lineRule="auto" w:before="0" w:after="60"/>
+        <w:ind w:firstLine="420"/>
+      </w:pPr>
+      <w:r>
+        <w:rPr>
+          <w:rFonts w:ascii="Times New Roman" w:hAnsi="Times New Roman" w:eastAsia="宋体"/>
+          <w:sz w:val="21"/>
+        </w:rPr>
+        <w:t>与图像卷积网络强调局部空间模式不同，LSTM 强调时间或词序上的上下文传递。评论中某些情感词可能受到否定词、转折词或长距离修饰影响，因此仅统计词频不足以完成可靠判断。dynamic_lstm 能够处理变长序列，使模型不必将所有评论强行截断为完全相同的语义长度。</w:t>
+      </w:r>
+    </w:p>
+    <w:p>
+      <w:pPr>
+        <w:pStyle w:val="Heading3"/>
+        <w:spacing w:line="300" w:lineRule="auto" w:before="80" w:after="40"/>
+      </w:pPr>
+      <w:r>
+        <w:rPr>
+          <w:rFonts w:ascii="Arial" w:hAnsi="Arial" w:eastAsia="黑体"/>
+          <w:b/>
+          <w:sz w:val="21"/>
+        </w:rPr>
+        <w:t>1.4.2  推理输出与误差来源</w:t>
+      </w:r>
+    </w:p>
+    <w:p>
+      <w:pPr>
+        <w:spacing w:line="300" w:lineRule="auto" w:before="0" w:after="60"/>
+        <w:ind w:firstLine="420"/>
+      </w:pPr>
+      <w:r>
+        <w:rPr>
+          <w:rFonts w:ascii="Times New Roman" w:hAnsi="Times New Roman" w:eastAsia="宋体"/>
+          <w:sz w:val="21"/>
+        </w:rPr>
+        <w:t>程序在预测阶段输出正面概率与负面概率，这比单一标签更有解释价值。若两个概率接近，说明样本位于模型判别边界附近，可能包含混合情绪或词典无法覆盖的表达。误差来源主要包括词典外词汇映射为 &lt;unk&gt;、训练语料与自定义评论存在语言风格差异，以及静态图接口对实验调试不如动态图直观。</w:t>
       </w:r>
     </w:p>
     <w:p>
@@ -1754,6 +2036,73 @@
       <w:pPr>
         <w:spacing w:before="0" w:after="40" w:lineRule="auto" w:line="300"/>
       </w:pPr>
+    </w:p>
+    <w:p>
+      <w:pPr>
+        <w:pStyle w:val="Heading3"/>
+        <w:spacing w:line="300" w:lineRule="auto" w:before="80" w:after="40"/>
+      </w:pPr>
+      <w:r>
+        <w:rPr>
+          <w:rFonts w:ascii="Arial" w:hAnsi="Arial" w:eastAsia="黑体"/>
+          <w:b/>
+          <w:sz w:val="21"/>
+        </w:rPr>
+        <w:t>1.5.1  基线模型意义</w:t>
+      </w:r>
+    </w:p>
+    <w:p>
+      <w:pPr>
+        <w:spacing w:line="300" w:lineRule="auto" w:before="0" w:after="60"/>
+        <w:ind w:firstLine="420"/>
+      </w:pPr>
+      <w:r>
+        <w:rPr>
+          <w:rFonts w:ascii="Times New Roman" w:hAnsi="Times New Roman" w:eastAsia="宋体"/>
+          <w:sz w:val="21"/>
+        </w:rPr>
+        <w:t>MNIST 实验采用两层隐层的多层感知机，而未使用卷积结构。该设计的价值在于建立图像分类的全连接基线：模型先将二维像素展开为一维向量，再通过非线性隐层学习数字形状与类别之间的映射。虽然展平操作破坏了像素邻域结构，但 MNIST 图像背景简单、数字居中，因此 MLP 仍能取得可接受效果。</w:t>
+      </w:r>
+    </w:p>
+    <w:p>
+      <w:pPr>
+        <w:spacing w:line="300" w:lineRule="auto" w:before="0" w:after="60"/>
+        <w:ind w:firstLine="420"/>
+      </w:pPr>
+      <w:r>
+        <w:rPr>
+          <w:rFonts w:ascii="Times New Roman" w:hAnsi="Times New Roman" w:eastAsia="宋体"/>
+          <w:sz w:val="21"/>
+        </w:rPr>
+        <w:t>与 Session03 的 CNN 相比，MNIST MLP 更适合说明高层 Model API 的训练流程。paddle.Model 封装了训练、评估和指标统计，使实验者可以集中理解网络结构、损失函数和评价指标之间的关系。该封装降低了代码复杂度，但也减少了对每一步梯度更新细节的显式控制。</w:t>
+      </w:r>
+    </w:p>
+    <w:p>
+      <w:pPr>
+        <w:pStyle w:val="Heading3"/>
+        <w:spacing w:line="300" w:lineRule="auto" w:before="80" w:after="40"/>
+      </w:pPr>
+      <w:r>
+        <w:rPr>
+          <w:rFonts w:ascii="Arial" w:hAnsi="Arial" w:eastAsia="黑体"/>
+          <w:b/>
+          <w:sz w:val="21"/>
+        </w:rPr>
+        <w:t>1.5.2  数据预处理与泛化分析</w:t>
+      </w:r>
+    </w:p>
+    <w:p>
+      <w:pPr>
+        <w:spacing w:line="300" w:lineRule="auto" w:before="0" w:after="60"/>
+        <w:ind w:firstLine="420"/>
+      </w:pPr>
+      <w:r>
+        <w:rPr>
+          <w:rFonts w:ascii="Times New Roman" w:hAnsi="Times New Roman" w:eastAsia="宋体"/>
+          <w:sz w:val="21"/>
+        </w:rPr>
+        <w:t>脚本使用 Normalize 对图像进行标准化，使输入分布更适合神经网络训练。若忽略归一化，像素尺度差异可能导致梯度更新不稳定。模型在测试样本上的单例预测展示了从训练模型到实际推断的闭环，但单个样本不能代表整体泛化性能。若需要形成严格实验结论，应报告完整测试集准确率、错误样本示例及不同随机初始化下的稳定性。</w:t>
+      </w:r>
     </w:p>
     <w:p>
       <w:pPr>
@@ -3045,7 +3394,125 @@
           <w:b/>
           <w:sz w:val="21"/>
         </w:rPr>
-        <w:t>2.1.4  工程权衡与边界条件讨论</w:t>
+        <w:t>2.1.4  状态空间、奖励函数与策略质量分析</w:t>
+      </w:r>
+    </w:p>
+    <w:p>
+      <w:pPr>
+        <w:spacing w:line="300" w:lineRule="auto" w:before="0" w:after="60"/>
+        <w:ind w:firstLine="420"/>
+      </w:pPr>
+      <w:r>
+        <w:rPr>
+          <w:rFonts w:ascii="Times New Roman" w:hAnsi="Times New Roman" w:eastAsia="宋体"/>
+          <w:sz w:val="21"/>
+        </w:rPr>
+        <w:t>Mission02 的状态空间由网格坐标定义，动作空间固定为四个方向，因而适合使用表格型 Q-Learning。字典式 Q 表只为访问过的状态分配价值向量，在障碍物较多或迷宫规模变化时比完整三维数组更节省空间。该结构也使状态键可以直接扩展为更复杂的元组，例如加入动态障碍物位置或智能体历史状态。</w:t>
+      </w:r>
+    </w:p>
+    <w:p>
+      <w:pPr>
+        <w:spacing w:line="300" w:lineRule="auto" w:before="0" w:after="60"/>
+        <w:ind w:firstLine="420"/>
+      </w:pPr>
+      <w:r>
+        <w:rPr>
+          <w:rFonts w:ascii="Times New Roman" w:hAnsi="Times New Roman" w:eastAsia="宋体"/>
+          <w:sz w:val="21"/>
+        </w:rPr>
+        <w:t>奖励函数决定智能体学习目标的形状。到达终点奖励 +100 提供稀疏但强烈的成功信号；障碍物惩罚 -10 使无效动作价值降低；普通移动 -1 将路径长度转化为累计回报差异，从而鼓励短路径。若去掉步长惩罚，智能体只需到达终点即可，可能学习到明显绕行策略；若障碍物惩罚过大，智能体在早期探索中可能过度保守。当前奖励设计在路径效率和探索容错之间取得折中。</w:t>
+      </w:r>
+    </w:p>
+    <w:p>
+      <w:pPr>
+        <w:pStyle w:val="Heading3"/>
+        <w:spacing w:line="300" w:lineRule="auto" w:before="80" w:after="40"/>
+      </w:pPr>
+      <w:r>
+        <w:rPr>
+          <w:rFonts w:ascii="Arial" w:hAnsi="Arial" w:eastAsia="黑体"/>
+          <w:b/>
+          <w:sz w:val="21"/>
+        </w:rPr>
+        <w:t>2.1.5  图形化界面与运行结果预留</w:t>
+      </w:r>
+    </w:p>
+    <w:p>
+      <w:pPr>
+        <w:spacing w:line="300" w:lineRule="auto" w:before="0" w:after="60"/>
+        <w:ind w:firstLine="420"/>
+      </w:pPr>
+      <w:r>
+        <w:rPr>
+          <w:rFonts w:ascii="Times New Roman" w:hAnsi="Times New Roman" w:eastAsia="宋体"/>
+          <w:sz w:val="21"/>
+        </w:rPr>
+        <w:t>为呈现最终运行效果，Mission02 在算法分析之后预留图形化界面截图位置。该图建议展示迷宫网格、起点、终点、障碍物、训练控制面板、回合计数以及收敛后绘制的最优路径。</w:t>
+      </w:r>
+    </w:p>
+    <w:tbl>
+      <w:tblPr>
+        <w:tblW w:type="auto" w:w="0"/>
+        <w:jc w:val="center"/>
+        <w:tblLook w:firstColumn="1" w:firstRow="1" w:lastColumn="0" w:lastRow="0" w:noHBand="0" w:noVBand="1" w:val="04A0"/>
+      </w:tblPr>
+      <w:tblGrid>
+        <w:gridCol w:w="8312"/>
+      </w:tblGrid>
+      <w:tr>
+        <w:trPr>
+          <w:trHeight w:val="3855" w:hRule="atLeast"/>
+        </w:trPr>
+        <w:tc>
+          <w:tcPr>
+            <w:tcW w:type="dxa" w:w="7654"/>
+            <w:vAlign w:val="center"/>
+            <w:tcBorders>
+              <w:top w:val="single" w:sz="8" w:color="7F7F7F"/>
+              <w:left w:val="single" w:sz="8" w:color="7F7F7F"/>
+              <w:bottom w:val="single" w:sz="8" w:color="7F7F7F"/>
+              <w:right w:val="single" w:sz="8" w:color="7F7F7F"/>
+            </w:tcBorders>
+            <w:shd w:fill="FFFFFF"/>
+          </w:tcPr>
+          <w:p>
+            <w:pPr>
+              <w:spacing w:after="0"/>
+              <w:jc w:val="center"/>
+            </w:pPr>
+            <w:r>
+              <w:rPr>
+                <w:rFonts w:ascii="Times New Roman" w:hAnsi="Times New Roman" w:eastAsia="宋体"/>
+                <w:i/>
+                <w:color w:val="666666"/>
+                <w:sz w:val="22"/>
+              </w:rPr>
+              <w:t>此处插入最终图形化界面截图</w:t>
+            </w:r>
+          </w:p>
+        </w:tc>
+      </w:tr>
+    </w:tbl>
+    <w:p>
+      <w:pPr>
+        <w:spacing w:before="40" w:after="120" w:line="300" w:lineRule="auto"/>
+        <w:jc w:val="center"/>
+      </w:pPr>
+      <w:r>
+        <w:rPr>
+          <w:rFonts w:ascii="Times New Roman" w:hAnsi="Times New Roman" w:eastAsia="宋体"/>
+          <w:sz w:val="18"/>
+        </w:rPr>
+        <w:t>图 2-1  Mission02 Q-Learning 迷宫寻路系统最终图形化界面（待插入）</w:t>
+      </w:r>
+    </w:p>
+    <w:p>
+      <w:pPr>
+        <w:pStyle w:val="Heading3"/>
+        <w:spacing w:line="300" w:lineRule="auto" w:before="80" w:after="40"/>
+      </w:pPr>
+      <w:r>
+        <w:t>2.1.6  工程权衡与边界条件讨论</w:t>
       </w:r>
     </w:p>
     <w:p>
@@ -4416,7 +4883,125 @@
           <w:b/>
           <w:sz w:val="21"/>
         </w:rPr>
-        <w:t>2.2.4  推理策略与扩展文件说明</w:t>
+        <w:t>2.2.4  知识库完备性与解释机制分析</w:t>
+      </w:r>
+    </w:p>
+    <w:p>
+      <w:pPr>
+        <w:spacing w:line="300" w:lineRule="auto" w:before="0" w:after="60"/>
+        <w:ind w:firstLine="420"/>
+      </w:pPr>
+      <w:r>
+        <w:rPr>
+          <w:rFonts w:ascii="Times New Roman" w:hAnsi="Times New Roman" w:eastAsia="宋体"/>
+          <w:sz w:val="21"/>
+        </w:rPr>
+        <w:t>Mission03 的知识库采用分层产生式结构，基础特征首先推出哺乳动物、鸟类、食肉动物和有蹄类动物等中间概念，再由中间概念与外观特征共同推出目标动物。这种结构减少了规则重复：例如多个哺乳类动物可以共享“有毛发”或“产奶”推出哺乳动物的基础规则，而不必在每条目标规则中重复全部原始特征。</w:t>
+      </w:r>
+    </w:p>
+    <w:p>
+      <w:pPr>
+        <w:spacing w:line="300" w:lineRule="auto" w:before="0" w:after="60"/>
+        <w:ind w:firstLine="420"/>
+      </w:pPr>
+      <w:r>
+        <w:rPr>
+          <w:rFonts w:ascii="Times New Roman" w:hAnsi="Times New Roman" w:eastAsia="宋体"/>
+          <w:sz w:val="21"/>
+        </w:rPr>
+        <w:t>解释日志是专家系统区别于黑箱分类模型的重要特征。系统不仅给出最终动物名称，还记录初始事实、触发规则、加入事实和终止条件，使推理链可以被人工审查。当证据不足时，候选推荐机制通过目标依赖集合与当前事实库的交集提供部分匹配结果，避免将不完整输入简单判定为失败。该设计提升了系统在教学演示中的可解释性。</w:t>
+      </w:r>
+    </w:p>
+    <w:p>
+      <w:pPr>
+        <w:pStyle w:val="Heading3"/>
+        <w:spacing w:line="300" w:lineRule="auto" w:before="80" w:after="40"/>
+      </w:pPr>
+      <w:r>
+        <w:rPr>
+          <w:rFonts w:ascii="Arial" w:hAnsi="Arial" w:eastAsia="黑体"/>
+          <w:b/>
+          <w:sz w:val="21"/>
+        </w:rPr>
+        <w:t>2.2.5  图形化界面与运行结果预留</w:t>
+      </w:r>
+    </w:p>
+    <w:p>
+      <w:pPr>
+        <w:spacing w:line="300" w:lineRule="auto" w:before="0" w:after="60"/>
+        <w:ind w:firstLine="420"/>
+      </w:pPr>
+      <w:r>
+        <w:rPr>
+          <w:rFonts w:ascii="Times New Roman" w:hAnsi="Times New Roman" w:eastAsia="宋体"/>
+          <w:sz w:val="21"/>
+        </w:rPr>
+        <w:t>为呈现最终运行效果，Mission03 在推理机制分析之后预留图形化界面截图位置。该图建议展示特征选择区、推理按钮、解释日志、候选推荐信息和最终识别结果。</w:t>
+      </w:r>
+    </w:p>
+    <w:tbl>
+      <w:tblPr>
+        <w:tblW w:type="auto" w:w="0"/>
+        <w:jc w:val="center"/>
+        <w:tblLook w:firstColumn="1" w:firstRow="1" w:lastColumn="0" w:lastRow="0" w:noHBand="0" w:noVBand="1" w:val="04A0"/>
+      </w:tblPr>
+      <w:tblGrid>
+        <w:gridCol w:w="8312"/>
+      </w:tblGrid>
+      <w:tr>
+        <w:trPr>
+          <w:trHeight w:val="3855" w:hRule="atLeast"/>
+        </w:trPr>
+        <w:tc>
+          <w:tcPr>
+            <w:tcW w:type="dxa" w:w="7654"/>
+            <w:vAlign w:val="center"/>
+            <w:tcBorders>
+              <w:top w:val="single" w:sz="8" w:color="7F7F7F"/>
+              <w:left w:val="single" w:sz="8" w:color="7F7F7F"/>
+              <w:bottom w:val="single" w:sz="8" w:color="7F7F7F"/>
+              <w:right w:val="single" w:sz="8" w:color="7F7F7F"/>
+            </w:tcBorders>
+            <w:shd w:fill="FFFFFF"/>
+          </w:tcPr>
+          <w:p>
+            <w:pPr>
+              <w:spacing w:after="0"/>
+              <w:jc w:val="center"/>
+            </w:pPr>
+            <w:r>
+              <w:rPr>
+                <w:rFonts w:ascii="Times New Roman" w:hAnsi="Times New Roman" w:eastAsia="宋体"/>
+                <w:i/>
+                <w:color w:val="666666"/>
+                <w:sz w:val="22"/>
+              </w:rPr>
+              <w:t>此处插入最终图形化界面截图</w:t>
+            </w:r>
+          </w:p>
+        </w:tc>
+      </w:tr>
+    </w:tbl>
+    <w:p>
+      <w:pPr>
+        <w:spacing w:before="40" w:after="120" w:line="300" w:lineRule="auto"/>
+        <w:jc w:val="center"/>
+      </w:pPr>
+      <w:r>
+        <w:rPr>
+          <w:rFonts w:ascii="Times New Roman" w:hAnsi="Times New Roman" w:eastAsia="宋体"/>
+          <w:sz w:val="18"/>
+        </w:rPr>
+        <w:t>图 2-2  Mission03 动物识别专家系统最终图形化界面（待插入）</w:t>
+      </w:r>
+    </w:p>
+    <w:p>
+      <w:pPr>
+        <w:pStyle w:val="Heading3"/>
+        <w:spacing w:line="300" w:lineRule="auto" w:before="80" w:after="40"/>
+      </w:pPr>
+      <w:r>
+        <w:t>2.2.6  推理策略与扩展文件说明</w:t>
       </w:r>
     </w:p>
     <w:p>
@@ -4524,1856 +5109,6 @@
         <w:t>总体而言，本实验报告所对应的程序覆盖了机器学习、深度学习、强化学习和符号人工智能的核心范式。若以 IEEE 风格的工程评价标准审视，系统设计已经具备明确的问题定义、可复现实验代码、模块化实现和结果解释；进一步提升空间主要集中在实验定量记录、异常路径处理和跨模块证据融合。</w:t>
       </w:r>
     </w:p>
-    <w:p>
-      <w:pPr>
-        <w:pStyle w:val="Heading1"/>
-        <w:spacing w:before="120" w:after="80" w:line="300" w:lineRule="auto"/>
-      </w:pPr>
-      <w:r>
-        <w:rPr>
-          <w:rFonts w:ascii="Arial" w:hAnsi="Arial" w:eastAsia="黑体"/>
-          <w:b/>
-          <w:sz w:val="28"/>
-        </w:rPr>
-        <w:t>附录A  源文件覆盖清单</w:t>
-      </w:r>
-    </w:p>
-    <w:tbl>
-      <w:tblPr>
-        <w:tblW w:type="auto" w:w="0"/>
-        <w:jc w:val="center"/>
-        <w:tblLook w:firstColumn="1" w:firstRow="1" w:lastColumn="0" w:lastRow="0" w:noHBand="0" w:noVBand="1" w:val="04A0"/>
-      </w:tblPr>
-      <w:tblGrid>
-        <w:gridCol w:w="2771"/>
-        <w:gridCol w:w="2771"/>
-        <w:gridCol w:w="2771"/>
-      </w:tblGrid>
-      <w:tr>
-        <w:tc>
-          <w:tcPr>
-            <w:tcW w:type="dxa" w:w="2778"/>
-            <w:vAlign w:val="center"/>
-            <w:shd w:fill="D9EAF7"/>
-            <w:tcMar>
-              <w:top w:w="80" w:type="dxa"/>
-              <w:start w:w="120" w:type="dxa"/>
-              <w:bottom w:w="80" w:type="dxa"/>
-              <w:end w:w="120" w:type="dxa"/>
-            </w:tcMar>
-            <w:tcBorders>
-              <w:top w:val="single" w:sz="4" w:color="6E6E6E"/>
-              <w:left w:val="single" w:sz="4" w:color="6E6E6E"/>
-              <w:bottom w:val="single" w:sz="4" w:color="6E6E6E"/>
-              <w:right w:val="single" w:sz="4" w:color="6E6E6E"/>
-              <w:insideH w:val="single" w:sz="4" w:color="6E6E6E"/>
-              <w:insideV w:val="single" w:sz="4" w:color="6E6E6E"/>
-            </w:tcBorders>
-          </w:tcPr>
-          <w:p>
-            <w:pPr>
-              <w:spacing w:after="0"/>
-              <w:jc w:val="center"/>
-            </w:pPr>
-            <w:r>
-              <w:rPr>
-                <w:rFonts w:ascii="Arial" w:hAnsi="Arial" w:eastAsia="黑体"/>
-                <w:b/>
-                <w:sz w:val="19"/>
-              </w:rPr>
-              <w:t>源文件</w:t>
-            </w:r>
-          </w:p>
-        </w:tc>
-        <w:tc>
-          <w:tcPr>
-            <w:tcW w:type="dxa" w:w="2324"/>
-            <w:vAlign w:val="center"/>
-            <w:shd w:fill="D9EAF7"/>
-            <w:tcMar>
-              <w:top w:w="80" w:type="dxa"/>
-              <w:start w:w="120" w:type="dxa"/>
-              <w:bottom w:w="80" w:type="dxa"/>
-              <w:end w:w="120" w:type="dxa"/>
-            </w:tcMar>
-            <w:tcBorders>
-              <w:top w:val="single" w:sz="4" w:color="6E6E6E"/>
-              <w:left w:val="single" w:sz="4" w:color="6E6E6E"/>
-              <w:bottom w:val="single" w:sz="4" w:color="6E6E6E"/>
-              <w:right w:val="single" w:sz="4" w:color="6E6E6E"/>
-              <w:insideH w:val="single" w:sz="4" w:color="6E6E6E"/>
-              <w:insideV w:val="single" w:sz="4" w:color="6E6E6E"/>
-            </w:tcBorders>
-          </w:tcPr>
-          <w:p>
-            <w:pPr>
-              <w:spacing w:after="0"/>
-              <w:jc w:val="center"/>
-            </w:pPr>
-            <w:r>
-              <w:rPr>
-                <w:rFonts w:ascii="Arial" w:hAnsi="Arial" w:eastAsia="黑体"/>
-                <w:b/>
-                <w:sz w:val="19"/>
-              </w:rPr>
-              <w:t>角色</w:t>
-            </w:r>
-          </w:p>
-        </w:tc>
-        <w:tc>
-          <w:tcPr>
-            <w:tcW w:type="dxa" w:w="3061"/>
-            <w:vAlign w:val="center"/>
-            <w:shd w:fill="D9EAF7"/>
-            <w:tcMar>
-              <w:top w:w="80" w:type="dxa"/>
-              <w:start w:w="120" w:type="dxa"/>
-              <w:bottom w:w="80" w:type="dxa"/>
-              <w:end w:w="120" w:type="dxa"/>
-            </w:tcMar>
-            <w:tcBorders>
-              <w:top w:val="single" w:sz="4" w:color="6E6E6E"/>
-              <w:left w:val="single" w:sz="4" w:color="6E6E6E"/>
-              <w:bottom w:val="single" w:sz="4" w:color="6E6E6E"/>
-              <w:right w:val="single" w:sz="4" w:color="6E6E6E"/>
-              <w:insideH w:val="single" w:sz="4" w:color="6E6E6E"/>
-              <w:insideV w:val="single" w:sz="4" w:color="6E6E6E"/>
-            </w:tcBorders>
-          </w:tcPr>
-          <w:p>
-            <w:pPr>
-              <w:spacing w:after="0"/>
-              <w:jc w:val="center"/>
-            </w:pPr>
-            <w:r>
-              <w:rPr>
-                <w:rFonts w:ascii="Arial" w:hAnsi="Arial" w:eastAsia="黑体"/>
-                <w:b/>
-                <w:sz w:val="19"/>
-              </w:rPr>
-              <w:t>报告使用方式</w:t>
-            </w:r>
-          </w:p>
-        </w:tc>
-      </w:tr>
-      <w:tr>
-        <w:tc>
-          <w:tcPr>
-            <w:tcW w:type="dxa" w:w="2778"/>
-            <w:vAlign w:val="center"/>
-            <w:tcMar>
-              <w:top w:w="80" w:type="dxa"/>
-              <w:start w:w="120" w:type="dxa"/>
-              <w:bottom w:w="80" w:type="dxa"/>
-              <w:end w:w="120" w:type="dxa"/>
-            </w:tcMar>
-            <w:tcBorders>
-              <w:top w:val="single" w:sz="4" w:color="A6A6A6"/>
-              <w:left w:val="single" w:sz="4" w:color="A6A6A6"/>
-              <w:bottom w:val="single" w:sz="4" w:color="A6A6A6"/>
-              <w:right w:val="single" w:sz="4" w:color="A6A6A6"/>
-              <w:insideH w:val="single" w:sz="4" w:color="A6A6A6"/>
-              <w:insideV w:val="single" w:sz="4" w:color="A6A6A6"/>
-            </w:tcBorders>
-          </w:tcPr>
-          <w:p>
-            <w:pPr>
-              <w:spacing w:after="0" w:line="276" w:lineRule="auto"/>
-              <w:jc w:val="left"/>
-            </w:pPr>
-            <w:r>
-              <w:rPr>
-                <w:rFonts w:ascii="Times New Roman" w:hAnsi="Times New Roman" w:eastAsia="宋体"/>
-                <w:sz w:val="18"/>
-              </w:rPr>
-              <w:t>generate_report.py</w:t>
-            </w:r>
-          </w:p>
-        </w:tc>
-        <w:tc>
-          <w:tcPr>
-            <w:tcW w:type="dxa" w:w="2324"/>
-            <w:vAlign w:val="center"/>
-            <w:tcMar>
-              <w:top w:w="80" w:type="dxa"/>
-              <w:start w:w="120" w:type="dxa"/>
-              <w:bottom w:w="80" w:type="dxa"/>
-              <w:end w:w="120" w:type="dxa"/>
-            </w:tcMar>
-            <w:tcBorders>
-              <w:top w:val="single" w:sz="4" w:color="A6A6A6"/>
-              <w:left w:val="single" w:sz="4" w:color="A6A6A6"/>
-              <w:bottom w:val="single" w:sz="4" w:color="A6A6A6"/>
-              <w:right w:val="single" w:sz="4" w:color="A6A6A6"/>
-              <w:insideH w:val="single" w:sz="4" w:color="A6A6A6"/>
-              <w:insideV w:val="single" w:sz="4" w:color="A6A6A6"/>
-            </w:tcBorders>
-          </w:tcPr>
-          <w:p>
-            <w:pPr>
-              <w:spacing w:after="0" w:line="276" w:lineRule="auto"/>
-              <w:jc w:val="center"/>
-            </w:pPr>
-            <w:r>
-              <w:rPr>
-                <w:rFonts w:ascii="Times New Roman" w:hAnsi="Times New Roman" w:eastAsia="宋体"/>
-                <w:sz w:val="18"/>
-              </w:rPr>
-              <w:t>旧版报告生成脚本</w:t>
-            </w:r>
-          </w:p>
-        </w:tc>
-        <w:tc>
-          <w:tcPr>
-            <w:tcW w:type="dxa" w:w="3061"/>
-            <w:vAlign w:val="center"/>
-            <w:tcMar>
-              <w:top w:w="80" w:type="dxa"/>
-              <w:start w:w="120" w:type="dxa"/>
-              <w:bottom w:w="80" w:type="dxa"/>
-              <w:end w:w="120" w:type="dxa"/>
-            </w:tcMar>
-            <w:tcBorders>
-              <w:top w:val="single" w:sz="4" w:color="A6A6A6"/>
-              <w:left w:val="single" w:sz="4" w:color="A6A6A6"/>
-              <w:bottom w:val="single" w:sz="4" w:color="A6A6A6"/>
-              <w:right w:val="single" w:sz="4" w:color="A6A6A6"/>
-              <w:insideH w:val="single" w:sz="4" w:color="A6A6A6"/>
-              <w:insideV w:val="single" w:sz="4" w:color="A6A6A6"/>
-            </w:tcBorders>
-          </w:tcPr>
-          <w:p>
-            <w:pPr>
-              <w:spacing w:after="0" w:line="276" w:lineRule="auto"/>
-              <w:jc w:val="left"/>
-            </w:pPr>
-            <w:r>
-              <w:rPr>
-                <w:rFonts w:ascii="Times New Roman" w:hAnsi="Times New Roman" w:eastAsia="宋体"/>
-                <w:sz w:val="18"/>
-              </w:rPr>
-              <w:t>作为既有生成逻辑参考；本次重建未直接沿用其正文结构</w:t>
-            </w:r>
-          </w:p>
-        </w:tc>
-      </w:tr>
-      <w:tr>
-        <w:tc>
-          <w:tcPr>
-            <w:tcW w:type="dxa" w:w="2778"/>
-            <w:vAlign w:val="center"/>
-            <w:tcMar>
-              <w:top w:w="80" w:type="dxa"/>
-              <w:start w:w="120" w:type="dxa"/>
-              <w:bottom w:w="80" w:type="dxa"/>
-              <w:end w:w="120" w:type="dxa"/>
-            </w:tcMar>
-            <w:tcBorders>
-              <w:top w:val="single" w:sz="4" w:color="A6A6A6"/>
-              <w:left w:val="single" w:sz="4" w:color="A6A6A6"/>
-              <w:bottom w:val="single" w:sz="4" w:color="A6A6A6"/>
-              <w:right w:val="single" w:sz="4" w:color="A6A6A6"/>
-              <w:insideH w:val="single" w:sz="4" w:color="A6A6A6"/>
-              <w:insideV w:val="single" w:sz="4" w:color="A6A6A6"/>
-            </w:tcBorders>
-          </w:tcPr>
-          <w:p>
-            <w:pPr>
-              <w:spacing w:after="0" w:line="276" w:lineRule="auto"/>
-              <w:jc w:val="left"/>
-            </w:pPr>
-            <w:r>
-              <w:rPr>
-                <w:rFonts w:ascii="Times New Roman" w:hAnsi="Times New Roman" w:eastAsia="宋体"/>
-                <w:sz w:val="18"/>
-              </w:rPr>
-              <w:t>Session01_svm_iris_classification.py</w:t>
-            </w:r>
-          </w:p>
-        </w:tc>
-        <w:tc>
-          <w:tcPr>
-            <w:tcW w:type="dxa" w:w="2324"/>
-            <w:vAlign w:val="center"/>
-            <w:tcMar>
-              <w:top w:w="80" w:type="dxa"/>
-              <w:start w:w="120" w:type="dxa"/>
-              <w:bottom w:w="80" w:type="dxa"/>
-              <w:end w:w="120" w:type="dxa"/>
-            </w:tcMar>
-            <w:tcBorders>
-              <w:top w:val="single" w:sz="4" w:color="A6A6A6"/>
-              <w:left w:val="single" w:sz="4" w:color="A6A6A6"/>
-              <w:bottom w:val="single" w:sz="4" w:color="A6A6A6"/>
-              <w:right w:val="single" w:sz="4" w:color="A6A6A6"/>
-              <w:insideH w:val="single" w:sz="4" w:color="A6A6A6"/>
-              <w:insideV w:val="single" w:sz="4" w:color="A6A6A6"/>
-            </w:tcBorders>
-          </w:tcPr>
-          <w:p>
-            <w:pPr>
-              <w:spacing w:after="0" w:line="276" w:lineRule="auto"/>
-              <w:jc w:val="center"/>
-            </w:pPr>
-            <w:r>
-              <w:rPr>
-                <w:rFonts w:ascii="Times New Roman" w:hAnsi="Times New Roman" w:eastAsia="宋体"/>
-                <w:sz w:val="18"/>
-              </w:rPr>
-              <w:t>自包含 Iris SVM 实验</w:t>
-            </w:r>
-          </w:p>
-        </w:tc>
-        <w:tc>
-          <w:tcPr>
-            <w:tcW w:type="dxa" w:w="3061"/>
-            <w:vAlign w:val="center"/>
-            <w:tcMar>
-              <w:top w:w="80" w:type="dxa"/>
-              <w:start w:w="120" w:type="dxa"/>
-              <w:bottom w:w="80" w:type="dxa"/>
-              <w:end w:w="120" w:type="dxa"/>
-            </w:tcMar>
-            <w:tcBorders>
-              <w:top w:val="single" w:sz="4" w:color="A6A6A6"/>
-              <w:left w:val="single" w:sz="4" w:color="A6A6A6"/>
-              <w:bottom w:val="single" w:sz="4" w:color="A6A6A6"/>
-              <w:right w:val="single" w:sz="4" w:color="A6A6A6"/>
-              <w:insideH w:val="single" w:sz="4" w:color="A6A6A6"/>
-              <w:insideV w:val="single" w:sz="4" w:color="A6A6A6"/>
-            </w:tcBorders>
-          </w:tcPr>
-          <w:p>
-            <w:pPr>
-              <w:spacing w:after="0" w:line="276" w:lineRule="auto"/>
-              <w:jc w:val="left"/>
-            </w:pPr>
-            <w:r>
-              <w:rPr>
-                <w:rFonts w:ascii="Times New Roman" w:hAnsi="Times New Roman" w:eastAsia="宋体"/>
-                <w:sz w:val="18"/>
-              </w:rPr>
-              <w:t>采用内嵌数据、SVC 分类、准确率与分类边界绘制</w:t>
-            </w:r>
-          </w:p>
-        </w:tc>
-      </w:tr>
-      <w:tr>
-        <w:tc>
-          <w:tcPr>
-            <w:tcW w:type="dxa" w:w="2778"/>
-            <w:vAlign w:val="center"/>
-            <w:tcMar>
-              <w:top w:w="80" w:type="dxa"/>
-              <w:start w:w="120" w:type="dxa"/>
-              <w:bottom w:w="80" w:type="dxa"/>
-              <w:end w:w="120" w:type="dxa"/>
-            </w:tcMar>
-            <w:tcBorders>
-              <w:top w:val="single" w:sz="4" w:color="A6A6A6"/>
-              <w:left w:val="single" w:sz="4" w:color="A6A6A6"/>
-              <w:bottom w:val="single" w:sz="4" w:color="A6A6A6"/>
-              <w:right w:val="single" w:sz="4" w:color="A6A6A6"/>
-              <w:insideH w:val="single" w:sz="4" w:color="A6A6A6"/>
-              <w:insideV w:val="single" w:sz="4" w:color="A6A6A6"/>
-            </w:tcBorders>
-          </w:tcPr>
-          <w:p>
-            <w:pPr>
-              <w:spacing w:after="0" w:line="276" w:lineRule="auto"/>
-              <w:jc w:val="left"/>
-            </w:pPr>
-            <w:r>
-              <w:rPr>
-                <w:rFonts w:ascii="Times New Roman" w:hAnsi="Times New Roman" w:eastAsia="宋体"/>
-                <w:sz w:val="18"/>
-              </w:rPr>
-              <w:t>Session01_svm_iris_classification_origin.py</w:t>
-            </w:r>
-          </w:p>
-        </w:tc>
-        <w:tc>
-          <w:tcPr>
-            <w:tcW w:type="dxa" w:w="2324"/>
-            <w:vAlign w:val="center"/>
-            <w:tcMar>
-              <w:top w:w="80" w:type="dxa"/>
-              <w:start w:w="120" w:type="dxa"/>
-              <w:bottom w:w="80" w:type="dxa"/>
-              <w:end w:w="120" w:type="dxa"/>
-            </w:tcMar>
-            <w:tcBorders>
-              <w:top w:val="single" w:sz="4" w:color="A6A6A6"/>
-              <w:left w:val="single" w:sz="4" w:color="A6A6A6"/>
-              <w:bottom w:val="single" w:sz="4" w:color="A6A6A6"/>
-              <w:right w:val="single" w:sz="4" w:color="A6A6A6"/>
-              <w:insideH w:val="single" w:sz="4" w:color="A6A6A6"/>
-              <w:insideV w:val="single" w:sz="4" w:color="A6A6A6"/>
-            </w:tcBorders>
-          </w:tcPr>
-          <w:p>
-            <w:pPr>
-              <w:spacing w:after="0" w:line="276" w:lineRule="auto"/>
-              <w:jc w:val="center"/>
-            </w:pPr>
-            <w:r>
-              <w:rPr>
-                <w:rFonts w:ascii="Times New Roman" w:hAnsi="Times New Roman" w:eastAsia="宋体"/>
-                <w:sz w:val="18"/>
-              </w:rPr>
-              <w:t>原始 Iris SVM 实验</w:t>
-            </w:r>
-          </w:p>
-        </w:tc>
-        <w:tc>
-          <w:tcPr>
-            <w:tcW w:type="dxa" w:w="3061"/>
-            <w:vAlign w:val="center"/>
-            <w:tcMar>
-              <w:top w:w="80" w:type="dxa"/>
-              <w:start w:w="120" w:type="dxa"/>
-              <w:bottom w:w="80" w:type="dxa"/>
-              <w:end w:w="120" w:type="dxa"/>
-            </w:tcMar>
-            <w:tcBorders>
-              <w:top w:val="single" w:sz="4" w:color="A6A6A6"/>
-              <w:left w:val="single" w:sz="4" w:color="A6A6A6"/>
-              <w:bottom w:val="single" w:sz="4" w:color="A6A6A6"/>
-              <w:right w:val="single" w:sz="4" w:color="A6A6A6"/>
-              <w:insideH w:val="single" w:sz="4" w:color="A6A6A6"/>
-              <w:insideV w:val="single" w:sz="4" w:color="A6A6A6"/>
-            </w:tcBorders>
-          </w:tcPr>
-          <w:p>
-            <w:pPr>
-              <w:spacing w:after="0" w:line="276" w:lineRule="auto"/>
-              <w:jc w:val="left"/>
-            </w:pPr>
-            <w:r>
-              <w:rPr>
-                <w:rFonts w:ascii="Times New Roman" w:hAnsi="Times New Roman" w:eastAsia="宋体"/>
-                <w:sz w:val="18"/>
-              </w:rPr>
-              <w:t>保留外部 iris.data 读取方式，用于说明版本迁移</w:t>
-            </w:r>
-          </w:p>
-        </w:tc>
-      </w:tr>
-      <w:tr>
-        <w:tc>
-          <w:tcPr>
-            <w:tcW w:type="dxa" w:w="2778"/>
-            <w:vAlign w:val="center"/>
-            <w:tcMar>
-              <w:top w:w="80" w:type="dxa"/>
-              <w:start w:w="120" w:type="dxa"/>
-              <w:bottom w:w="80" w:type="dxa"/>
-              <w:end w:w="120" w:type="dxa"/>
-            </w:tcMar>
-            <w:tcBorders>
-              <w:top w:val="single" w:sz="4" w:color="A6A6A6"/>
-              <w:left w:val="single" w:sz="4" w:color="A6A6A6"/>
-              <w:bottom w:val="single" w:sz="4" w:color="A6A6A6"/>
-              <w:right w:val="single" w:sz="4" w:color="A6A6A6"/>
-              <w:insideH w:val="single" w:sz="4" w:color="A6A6A6"/>
-              <w:insideV w:val="single" w:sz="4" w:color="A6A6A6"/>
-            </w:tcBorders>
-          </w:tcPr>
-          <w:p>
-            <w:pPr>
-              <w:spacing w:after="0" w:line="276" w:lineRule="auto"/>
-              <w:jc w:val="left"/>
-            </w:pPr>
-            <w:r>
-              <w:rPr>
-                <w:rFonts w:ascii="Times New Roman" w:hAnsi="Times New Roman" w:eastAsia="宋体"/>
-                <w:sz w:val="18"/>
-              </w:rPr>
-              <w:t>Session02_boston_housing_paddle.py</w:t>
-            </w:r>
-          </w:p>
-        </w:tc>
-        <w:tc>
-          <w:tcPr>
-            <w:tcW w:type="dxa" w:w="2324"/>
-            <w:vAlign w:val="center"/>
-            <w:tcMar>
-              <w:top w:w="80" w:type="dxa"/>
-              <w:start w:w="120" w:type="dxa"/>
-              <w:bottom w:w="80" w:type="dxa"/>
-              <w:end w:w="120" w:type="dxa"/>
-            </w:tcMar>
-            <w:tcBorders>
-              <w:top w:val="single" w:sz="4" w:color="A6A6A6"/>
-              <w:left w:val="single" w:sz="4" w:color="A6A6A6"/>
-              <w:bottom w:val="single" w:sz="4" w:color="A6A6A6"/>
-              <w:right w:val="single" w:sz="4" w:color="A6A6A6"/>
-              <w:insideH w:val="single" w:sz="4" w:color="A6A6A6"/>
-              <w:insideV w:val="single" w:sz="4" w:color="A6A6A6"/>
-            </w:tcBorders>
-          </w:tcPr>
-          <w:p>
-            <w:pPr>
-              <w:spacing w:after="0" w:line="276" w:lineRule="auto"/>
-              <w:jc w:val="center"/>
-            </w:pPr>
-            <w:r>
-              <w:rPr>
-                <w:rFonts w:ascii="Times New Roman" w:hAnsi="Times New Roman" w:eastAsia="宋体"/>
-                <w:sz w:val="18"/>
-              </w:rPr>
-              <w:t>Boston 静态图回归</w:t>
-            </w:r>
-          </w:p>
-        </w:tc>
-        <w:tc>
-          <w:tcPr>
-            <w:tcW w:type="dxa" w:w="3061"/>
-            <w:vAlign w:val="center"/>
-            <w:tcMar>
-              <w:top w:w="80" w:type="dxa"/>
-              <w:start w:w="120" w:type="dxa"/>
-              <w:bottom w:w="80" w:type="dxa"/>
-              <w:end w:w="120" w:type="dxa"/>
-            </w:tcMar>
-            <w:tcBorders>
-              <w:top w:val="single" w:sz="4" w:color="A6A6A6"/>
-              <w:left w:val="single" w:sz="4" w:color="A6A6A6"/>
-              <w:bottom w:val="single" w:sz="4" w:color="A6A6A6"/>
-              <w:right w:val="single" w:sz="4" w:color="A6A6A6"/>
-              <w:insideH w:val="single" w:sz="4" w:color="A6A6A6"/>
-              <w:insideV w:val="single" w:sz="4" w:color="A6A6A6"/>
-            </w:tcBorders>
-          </w:tcPr>
-          <w:p>
-            <w:pPr>
-              <w:spacing w:after="0" w:line="276" w:lineRule="auto"/>
-              <w:jc w:val="left"/>
-            </w:pPr>
-            <w:r>
-              <w:rPr>
-                <w:rFonts w:ascii="Times New Roman" w:hAnsi="Times New Roman" w:eastAsia="宋体"/>
-                <w:sz w:val="18"/>
-              </w:rPr>
-              <w:t>使用 paddle.fluid、Executor、MSE 和预测绘图</w:t>
-            </w:r>
-          </w:p>
-        </w:tc>
-      </w:tr>
-      <w:tr>
-        <w:tc>
-          <w:tcPr>
-            <w:tcW w:type="dxa" w:w="2778"/>
-            <w:vAlign w:val="center"/>
-            <w:tcMar>
-              <w:top w:w="80" w:type="dxa"/>
-              <w:start w:w="120" w:type="dxa"/>
-              <w:bottom w:w="80" w:type="dxa"/>
-              <w:end w:w="120" w:type="dxa"/>
-            </w:tcMar>
-            <w:tcBorders>
-              <w:top w:val="single" w:sz="4" w:color="A6A6A6"/>
-              <w:left w:val="single" w:sz="4" w:color="A6A6A6"/>
-              <w:bottom w:val="single" w:sz="4" w:color="A6A6A6"/>
-              <w:right w:val="single" w:sz="4" w:color="A6A6A6"/>
-              <w:insideH w:val="single" w:sz="4" w:color="A6A6A6"/>
-              <w:insideV w:val="single" w:sz="4" w:color="A6A6A6"/>
-            </w:tcBorders>
-          </w:tcPr>
-          <w:p>
-            <w:pPr>
-              <w:spacing w:after="0" w:line="276" w:lineRule="auto"/>
-              <w:jc w:val="left"/>
-            </w:pPr>
-            <w:r>
-              <w:rPr>
-                <w:rFonts w:ascii="Times New Roman" w:hAnsi="Times New Roman" w:eastAsia="宋体"/>
-                <w:sz w:val="18"/>
-              </w:rPr>
-              <w:t>Session02_boston_housing_paddle_v2.py</w:t>
-            </w:r>
-          </w:p>
-        </w:tc>
-        <w:tc>
-          <w:tcPr>
-            <w:tcW w:type="dxa" w:w="2324"/>
-            <w:vAlign w:val="center"/>
-            <w:tcMar>
-              <w:top w:w="80" w:type="dxa"/>
-              <w:start w:w="120" w:type="dxa"/>
-              <w:bottom w:w="80" w:type="dxa"/>
-              <w:end w:w="120" w:type="dxa"/>
-            </w:tcMar>
-            <w:tcBorders>
-              <w:top w:val="single" w:sz="4" w:color="A6A6A6"/>
-              <w:left w:val="single" w:sz="4" w:color="A6A6A6"/>
-              <w:bottom w:val="single" w:sz="4" w:color="A6A6A6"/>
-              <w:right w:val="single" w:sz="4" w:color="A6A6A6"/>
-              <w:insideH w:val="single" w:sz="4" w:color="A6A6A6"/>
-              <w:insideV w:val="single" w:sz="4" w:color="A6A6A6"/>
-            </w:tcBorders>
-          </w:tcPr>
-          <w:p>
-            <w:pPr>
-              <w:spacing w:after="0" w:line="276" w:lineRule="auto"/>
-              <w:jc w:val="center"/>
-            </w:pPr>
-            <w:r>
-              <w:rPr>
-                <w:rFonts w:ascii="Times New Roman" w:hAnsi="Times New Roman" w:eastAsia="宋体"/>
-                <w:sz w:val="18"/>
-              </w:rPr>
-              <w:t>Boston 动态图回归</w:t>
-            </w:r>
-          </w:p>
-        </w:tc>
-        <w:tc>
-          <w:tcPr>
-            <w:tcW w:type="dxa" w:w="3061"/>
-            <w:vAlign w:val="center"/>
-            <w:tcMar>
-              <w:top w:w="80" w:type="dxa"/>
-              <w:start w:w="120" w:type="dxa"/>
-              <w:bottom w:w="80" w:type="dxa"/>
-              <w:end w:w="120" w:type="dxa"/>
-            </w:tcMar>
-            <w:tcBorders>
-              <w:top w:val="single" w:sz="4" w:color="A6A6A6"/>
-              <w:left w:val="single" w:sz="4" w:color="A6A6A6"/>
-              <w:bottom w:val="single" w:sz="4" w:color="A6A6A6"/>
-              <w:right w:val="single" w:sz="4" w:color="A6A6A6"/>
-              <w:insideH w:val="single" w:sz="4" w:color="A6A6A6"/>
-              <w:insideV w:val="single" w:sz="4" w:color="A6A6A6"/>
-            </w:tcBorders>
-          </w:tcPr>
-          <w:p>
-            <w:pPr>
-              <w:spacing w:after="0" w:line="276" w:lineRule="auto"/>
-              <w:jc w:val="left"/>
-            </w:pPr>
-            <w:r>
-              <w:rPr>
-                <w:rFonts w:ascii="Times New Roman" w:hAnsi="Times New Roman" w:eastAsia="宋体"/>
-                <w:sz w:val="18"/>
-              </w:rPr>
-              <w:t>迁移到 PaddlePaddle 2.x 动态图接口</w:t>
-            </w:r>
-          </w:p>
-        </w:tc>
-      </w:tr>
-      <w:tr>
-        <w:tc>
-          <w:tcPr>
-            <w:tcW w:type="dxa" w:w="2778"/>
-            <w:vAlign w:val="center"/>
-            <w:tcMar>
-              <w:top w:w="80" w:type="dxa"/>
-              <w:start w:w="120" w:type="dxa"/>
-              <w:bottom w:w="80" w:type="dxa"/>
-              <w:end w:w="120" w:type="dxa"/>
-            </w:tcMar>
-            <w:tcBorders>
-              <w:top w:val="single" w:sz="4" w:color="A6A6A6"/>
-              <w:left w:val="single" w:sz="4" w:color="A6A6A6"/>
-              <w:bottom w:val="single" w:sz="4" w:color="A6A6A6"/>
-              <w:right w:val="single" w:sz="4" w:color="A6A6A6"/>
-              <w:insideH w:val="single" w:sz="4" w:color="A6A6A6"/>
-              <w:insideV w:val="single" w:sz="4" w:color="A6A6A6"/>
-            </w:tcBorders>
-          </w:tcPr>
-          <w:p>
-            <w:pPr>
-              <w:spacing w:after="0" w:line="276" w:lineRule="auto"/>
-              <w:jc w:val="left"/>
-            </w:pPr>
-            <w:r>
-              <w:rPr>
-                <w:rFonts w:ascii="Times New Roman" w:hAnsi="Times New Roman" w:eastAsia="宋体"/>
-                <w:sz w:val="18"/>
-              </w:rPr>
-              <w:t>Session02_boston_housing_paddle_v3.py</w:t>
-            </w:r>
-          </w:p>
-        </w:tc>
-        <w:tc>
-          <w:tcPr>
-            <w:tcW w:type="dxa" w:w="2324"/>
-            <w:vAlign w:val="center"/>
-            <w:tcMar>
-              <w:top w:w="80" w:type="dxa"/>
-              <w:start w:w="120" w:type="dxa"/>
-              <w:bottom w:w="80" w:type="dxa"/>
-              <w:end w:w="120" w:type="dxa"/>
-            </w:tcMar>
-            <w:tcBorders>
-              <w:top w:val="single" w:sz="4" w:color="A6A6A6"/>
-              <w:left w:val="single" w:sz="4" w:color="A6A6A6"/>
-              <w:bottom w:val="single" w:sz="4" w:color="A6A6A6"/>
-              <w:right w:val="single" w:sz="4" w:color="A6A6A6"/>
-              <w:insideH w:val="single" w:sz="4" w:color="A6A6A6"/>
-              <w:insideV w:val="single" w:sz="4" w:color="A6A6A6"/>
-            </w:tcBorders>
-          </w:tcPr>
-          <w:p>
-            <w:pPr>
-              <w:spacing w:after="0" w:line="276" w:lineRule="auto"/>
-              <w:jc w:val="center"/>
-            </w:pPr>
-            <w:r>
-              <w:rPr>
-                <w:rFonts w:ascii="Times New Roman" w:hAnsi="Times New Roman" w:eastAsia="宋体"/>
-                <w:sz w:val="18"/>
-              </w:rPr>
-              <w:t>Boston 动态图完善版</w:t>
-            </w:r>
-          </w:p>
-        </w:tc>
-        <w:tc>
-          <w:tcPr>
-            <w:tcW w:type="dxa" w:w="3061"/>
-            <w:vAlign w:val="center"/>
-            <w:tcMar>
-              <w:top w:w="80" w:type="dxa"/>
-              <w:start w:w="120" w:type="dxa"/>
-              <w:bottom w:w="80" w:type="dxa"/>
-              <w:end w:w="120" w:type="dxa"/>
-            </w:tcMar>
-            <w:tcBorders>
-              <w:top w:val="single" w:sz="4" w:color="A6A6A6"/>
-              <w:left w:val="single" w:sz="4" w:color="A6A6A6"/>
-              <w:bottom w:val="single" w:sz="4" w:color="A6A6A6"/>
-              <w:right w:val="single" w:sz="4" w:color="A6A6A6"/>
-              <w:insideH w:val="single" w:sz="4" w:color="A6A6A6"/>
-              <w:insideV w:val="single" w:sz="4" w:color="A6A6A6"/>
-            </w:tcBorders>
-          </w:tcPr>
-          <w:p>
-            <w:pPr>
-              <w:spacing w:after="0" w:line="276" w:lineRule="auto"/>
-              <w:jc w:val="left"/>
-            </w:pPr>
-            <w:r>
-              <w:rPr>
-                <w:rFonts w:ascii="Times New Roman" w:hAnsi="Times New Roman" w:eastAsia="宋体"/>
-                <w:sz w:val="18"/>
-              </w:rPr>
-              <w:t>作为 Session02 主依据，包含训练曲线和预测对比输出</w:t>
-            </w:r>
-          </w:p>
-        </w:tc>
-      </w:tr>
-      <w:tr>
-        <w:tc>
-          <w:tcPr>
-            <w:tcW w:type="dxa" w:w="2778"/>
-            <w:vAlign w:val="center"/>
-            <w:tcMar>
-              <w:top w:w="80" w:type="dxa"/>
-              <w:start w:w="120" w:type="dxa"/>
-              <w:bottom w:w="80" w:type="dxa"/>
-              <w:end w:w="120" w:type="dxa"/>
-            </w:tcMar>
-            <w:tcBorders>
-              <w:top w:val="single" w:sz="4" w:color="A6A6A6"/>
-              <w:left w:val="single" w:sz="4" w:color="A6A6A6"/>
-              <w:bottom w:val="single" w:sz="4" w:color="A6A6A6"/>
-              <w:right w:val="single" w:sz="4" w:color="A6A6A6"/>
-              <w:insideH w:val="single" w:sz="4" w:color="A6A6A6"/>
-              <w:insideV w:val="single" w:sz="4" w:color="A6A6A6"/>
-            </w:tcBorders>
-          </w:tcPr>
-          <w:p>
-            <w:pPr>
-              <w:spacing w:after="0" w:line="276" w:lineRule="auto"/>
-              <w:jc w:val="left"/>
-            </w:pPr>
-            <w:r>
-              <w:rPr>
-                <w:rFonts w:ascii="Times New Roman" w:hAnsi="Times New Roman" w:eastAsia="宋体"/>
-                <w:sz w:val="18"/>
-              </w:rPr>
-              <w:t>Session03_train_cifar.py</w:t>
-            </w:r>
-          </w:p>
-        </w:tc>
-        <w:tc>
-          <w:tcPr>
-            <w:tcW w:type="dxa" w:w="2324"/>
-            <w:vAlign w:val="center"/>
-            <w:tcMar>
-              <w:top w:w="80" w:type="dxa"/>
-              <w:start w:w="120" w:type="dxa"/>
-              <w:bottom w:w="80" w:type="dxa"/>
-              <w:end w:w="120" w:type="dxa"/>
-            </w:tcMar>
-            <w:tcBorders>
-              <w:top w:val="single" w:sz="4" w:color="A6A6A6"/>
-              <w:left w:val="single" w:sz="4" w:color="A6A6A6"/>
-              <w:bottom w:val="single" w:sz="4" w:color="A6A6A6"/>
-              <w:right w:val="single" w:sz="4" w:color="A6A6A6"/>
-              <w:insideH w:val="single" w:sz="4" w:color="A6A6A6"/>
-              <w:insideV w:val="single" w:sz="4" w:color="A6A6A6"/>
-            </w:tcBorders>
-          </w:tcPr>
-          <w:p>
-            <w:pPr>
-              <w:spacing w:after="0" w:line="276" w:lineRule="auto"/>
-              <w:jc w:val="center"/>
-            </w:pPr>
-            <w:r>
-              <w:rPr>
-                <w:rFonts w:ascii="Times New Roman" w:hAnsi="Times New Roman" w:eastAsia="宋体"/>
-                <w:sz w:val="18"/>
-              </w:rPr>
-              <w:t>CIFAR-10 CNN 初版</w:t>
-            </w:r>
-          </w:p>
-        </w:tc>
-        <w:tc>
-          <w:tcPr>
-            <w:tcW w:type="dxa" w:w="3061"/>
-            <w:vAlign w:val="center"/>
-            <w:tcMar>
-              <w:top w:w="80" w:type="dxa"/>
-              <w:start w:w="120" w:type="dxa"/>
-              <w:bottom w:w="80" w:type="dxa"/>
-              <w:end w:w="120" w:type="dxa"/>
-            </w:tcMar>
-            <w:tcBorders>
-              <w:top w:val="single" w:sz="4" w:color="A6A6A6"/>
-              <w:left w:val="single" w:sz="4" w:color="A6A6A6"/>
-              <w:bottom w:val="single" w:sz="4" w:color="A6A6A6"/>
-              <w:right w:val="single" w:sz="4" w:color="A6A6A6"/>
-              <w:insideH w:val="single" w:sz="4" w:color="A6A6A6"/>
-              <w:insideV w:val="single" w:sz="4" w:color="A6A6A6"/>
-            </w:tcBorders>
-          </w:tcPr>
-          <w:p>
-            <w:pPr>
-              <w:spacing w:after="0" w:line="276" w:lineRule="auto"/>
-              <w:jc w:val="left"/>
-            </w:pPr>
-            <w:r>
-              <w:rPr>
-                <w:rFonts w:ascii="Times New Roman" w:hAnsi="Times New Roman" w:eastAsia="宋体"/>
-                <w:sz w:val="18"/>
-              </w:rPr>
-              <w:t>三层卷积网络、交叉熵、训练/测试评估</w:t>
-            </w:r>
-          </w:p>
-        </w:tc>
-      </w:tr>
-      <w:tr>
-        <w:tc>
-          <w:tcPr>
-            <w:tcW w:type="dxa" w:w="2778"/>
-            <w:vAlign w:val="center"/>
-            <w:tcMar>
-              <w:top w:w="80" w:type="dxa"/>
-              <w:start w:w="120" w:type="dxa"/>
-              <w:bottom w:w="80" w:type="dxa"/>
-              <w:end w:w="120" w:type="dxa"/>
-            </w:tcMar>
-            <w:tcBorders>
-              <w:top w:val="single" w:sz="4" w:color="A6A6A6"/>
-              <w:left w:val="single" w:sz="4" w:color="A6A6A6"/>
-              <w:bottom w:val="single" w:sz="4" w:color="A6A6A6"/>
-              <w:right w:val="single" w:sz="4" w:color="A6A6A6"/>
-              <w:insideH w:val="single" w:sz="4" w:color="A6A6A6"/>
-              <w:insideV w:val="single" w:sz="4" w:color="A6A6A6"/>
-            </w:tcBorders>
-          </w:tcPr>
-          <w:p>
-            <w:pPr>
-              <w:spacing w:after="0" w:line="276" w:lineRule="auto"/>
-              <w:jc w:val="left"/>
-            </w:pPr>
-            <w:r>
-              <w:rPr>
-                <w:rFonts w:ascii="Times New Roman" w:hAnsi="Times New Roman" w:eastAsia="宋体"/>
-                <w:sz w:val="18"/>
-              </w:rPr>
-              <w:t>Session03_train_cifar_v2.py</w:t>
-            </w:r>
-          </w:p>
-        </w:tc>
-        <w:tc>
-          <w:tcPr>
-            <w:tcW w:type="dxa" w:w="2324"/>
-            <w:vAlign w:val="center"/>
-            <w:tcMar>
-              <w:top w:w="80" w:type="dxa"/>
-              <w:start w:w="120" w:type="dxa"/>
-              <w:bottom w:w="80" w:type="dxa"/>
-              <w:end w:w="120" w:type="dxa"/>
-            </w:tcMar>
-            <w:tcBorders>
-              <w:top w:val="single" w:sz="4" w:color="A6A6A6"/>
-              <w:left w:val="single" w:sz="4" w:color="A6A6A6"/>
-              <w:bottom w:val="single" w:sz="4" w:color="A6A6A6"/>
-              <w:right w:val="single" w:sz="4" w:color="A6A6A6"/>
-              <w:insideH w:val="single" w:sz="4" w:color="A6A6A6"/>
-              <w:insideV w:val="single" w:sz="4" w:color="A6A6A6"/>
-            </w:tcBorders>
-          </w:tcPr>
-          <w:p>
-            <w:pPr>
-              <w:spacing w:after="0" w:line="276" w:lineRule="auto"/>
-              <w:jc w:val="center"/>
-            </w:pPr>
-            <w:r>
-              <w:rPr>
-                <w:rFonts w:ascii="Times New Roman" w:hAnsi="Times New Roman" w:eastAsia="宋体"/>
-                <w:sz w:val="18"/>
-              </w:rPr>
-              <w:t>CIFAR-10 CNN 稳定版</w:t>
-            </w:r>
-          </w:p>
-        </w:tc>
-        <w:tc>
-          <w:tcPr>
-            <w:tcW w:type="dxa" w:w="3061"/>
-            <w:vAlign w:val="center"/>
-            <w:tcMar>
-              <w:top w:w="80" w:type="dxa"/>
-              <w:start w:w="120" w:type="dxa"/>
-              <w:bottom w:w="80" w:type="dxa"/>
-              <w:end w:w="120" w:type="dxa"/>
-            </w:tcMar>
-            <w:tcBorders>
-              <w:top w:val="single" w:sz="4" w:color="A6A6A6"/>
-              <w:left w:val="single" w:sz="4" w:color="A6A6A6"/>
-              <w:bottom w:val="single" w:sz="4" w:color="A6A6A6"/>
-              <w:right w:val="single" w:sz="4" w:color="A6A6A6"/>
-              <w:insideH w:val="single" w:sz="4" w:color="A6A6A6"/>
-              <w:insideV w:val="single" w:sz="4" w:color="A6A6A6"/>
-            </w:tcBorders>
-          </w:tcPr>
-          <w:p>
-            <w:pPr>
-              <w:spacing w:after="0" w:line="276" w:lineRule="auto"/>
-              <w:jc w:val="left"/>
-            </w:pPr>
-            <w:r>
-              <w:rPr>
-                <w:rFonts w:ascii="Times New Roman" w:hAnsi="Times New Roman" w:eastAsia="宋体"/>
-                <w:sz w:val="18"/>
-              </w:rPr>
-              <w:t>作为 Session03 主依据，动态图实现更完整</w:t>
-            </w:r>
-          </w:p>
-        </w:tc>
-      </w:tr>
-      <w:tr>
-        <w:tc>
-          <w:tcPr>
-            <w:tcW w:type="dxa" w:w="2778"/>
-            <w:vAlign w:val="center"/>
-            <w:tcMar>
-              <w:top w:w="80" w:type="dxa"/>
-              <w:start w:w="120" w:type="dxa"/>
-              <w:bottom w:w="80" w:type="dxa"/>
-              <w:end w:w="120" w:type="dxa"/>
-            </w:tcMar>
-            <w:tcBorders>
-              <w:top w:val="single" w:sz="4" w:color="A6A6A6"/>
-              <w:left w:val="single" w:sz="4" w:color="A6A6A6"/>
-              <w:bottom w:val="single" w:sz="4" w:color="A6A6A6"/>
-              <w:right w:val="single" w:sz="4" w:color="A6A6A6"/>
-              <w:insideH w:val="single" w:sz="4" w:color="A6A6A6"/>
-              <w:insideV w:val="single" w:sz="4" w:color="A6A6A6"/>
-            </w:tcBorders>
-          </w:tcPr>
-          <w:p>
-            <w:pPr>
-              <w:spacing w:after="0" w:line="276" w:lineRule="auto"/>
-              <w:jc w:val="left"/>
-            </w:pPr>
-            <w:r>
-              <w:rPr>
-                <w:rFonts w:ascii="Times New Roman" w:hAnsi="Times New Roman" w:eastAsia="宋体"/>
-                <w:sz w:val="18"/>
-              </w:rPr>
-              <w:t>Session04_imdb_lstm.py</w:t>
-            </w:r>
-          </w:p>
-        </w:tc>
-        <w:tc>
-          <w:tcPr>
-            <w:tcW w:type="dxa" w:w="2324"/>
-            <w:vAlign w:val="center"/>
-            <w:tcMar>
-              <w:top w:w="80" w:type="dxa"/>
-              <w:start w:w="120" w:type="dxa"/>
-              <w:bottom w:w="80" w:type="dxa"/>
-              <w:end w:w="120" w:type="dxa"/>
-            </w:tcMar>
-            <w:tcBorders>
-              <w:top w:val="single" w:sz="4" w:color="A6A6A6"/>
-              <w:left w:val="single" w:sz="4" w:color="A6A6A6"/>
-              <w:bottom w:val="single" w:sz="4" w:color="A6A6A6"/>
-              <w:right w:val="single" w:sz="4" w:color="A6A6A6"/>
-              <w:insideH w:val="single" w:sz="4" w:color="A6A6A6"/>
-              <w:insideV w:val="single" w:sz="4" w:color="A6A6A6"/>
-            </w:tcBorders>
-          </w:tcPr>
-          <w:p>
-            <w:pPr>
-              <w:spacing w:after="0" w:line="276" w:lineRule="auto"/>
-              <w:jc w:val="center"/>
-            </w:pPr>
-            <w:r>
-              <w:rPr>
-                <w:rFonts w:ascii="Times New Roman" w:hAnsi="Times New Roman" w:eastAsia="宋体"/>
-                <w:sz w:val="18"/>
-              </w:rPr>
-              <w:t>IMDB LSTM 初版</w:t>
-            </w:r>
-          </w:p>
-        </w:tc>
-        <w:tc>
-          <w:tcPr>
-            <w:tcW w:type="dxa" w:w="3061"/>
-            <w:vAlign w:val="center"/>
-            <w:tcMar>
-              <w:top w:w="80" w:type="dxa"/>
-              <w:start w:w="120" w:type="dxa"/>
-              <w:bottom w:w="80" w:type="dxa"/>
-              <w:end w:w="120" w:type="dxa"/>
-            </w:tcMar>
-            <w:tcBorders>
-              <w:top w:val="single" w:sz="4" w:color="A6A6A6"/>
-              <w:left w:val="single" w:sz="4" w:color="A6A6A6"/>
-              <w:bottom w:val="single" w:sz="4" w:color="A6A6A6"/>
-              <w:right w:val="single" w:sz="4" w:color="A6A6A6"/>
-              <w:insideH w:val="single" w:sz="4" w:color="A6A6A6"/>
-              <w:insideV w:val="single" w:sz="4" w:color="A6A6A6"/>
-            </w:tcBorders>
-          </w:tcPr>
-          <w:p>
-            <w:pPr>
-              <w:spacing w:after="0" w:line="276" w:lineRule="auto"/>
-              <w:jc w:val="left"/>
-            </w:pPr>
-            <w:r>
-              <w:rPr>
-                <w:rFonts w:ascii="Times New Roman" w:hAnsi="Times New Roman" w:eastAsia="宋体"/>
-                <w:sz w:val="18"/>
-              </w:rPr>
-              <w:t>fluid 静态图、dynamic_lstm、情感概率输出</w:t>
-            </w:r>
-          </w:p>
-        </w:tc>
-      </w:tr>
-      <w:tr>
-        <w:tc>
-          <w:tcPr>
-            <w:tcW w:type="dxa" w:w="2778"/>
-            <w:vAlign w:val="center"/>
-            <w:tcMar>
-              <w:top w:w="80" w:type="dxa"/>
-              <w:start w:w="120" w:type="dxa"/>
-              <w:bottom w:w="80" w:type="dxa"/>
-              <w:end w:w="120" w:type="dxa"/>
-            </w:tcMar>
-            <w:tcBorders>
-              <w:top w:val="single" w:sz="4" w:color="A6A6A6"/>
-              <w:left w:val="single" w:sz="4" w:color="A6A6A6"/>
-              <w:bottom w:val="single" w:sz="4" w:color="A6A6A6"/>
-              <w:right w:val="single" w:sz="4" w:color="A6A6A6"/>
-              <w:insideH w:val="single" w:sz="4" w:color="A6A6A6"/>
-              <w:insideV w:val="single" w:sz="4" w:color="A6A6A6"/>
-            </w:tcBorders>
-          </w:tcPr>
-          <w:p>
-            <w:pPr>
-              <w:spacing w:after="0" w:line="276" w:lineRule="auto"/>
-              <w:jc w:val="left"/>
-            </w:pPr>
-            <w:r>
-              <w:rPr>
-                <w:rFonts w:ascii="Times New Roman" w:hAnsi="Times New Roman" w:eastAsia="宋体"/>
-                <w:sz w:val="18"/>
-              </w:rPr>
-              <w:t>Session04_imdb_lstm_v2.py</w:t>
-            </w:r>
-          </w:p>
-        </w:tc>
-        <w:tc>
-          <w:tcPr>
-            <w:tcW w:type="dxa" w:w="2324"/>
-            <w:vAlign w:val="center"/>
-            <w:tcMar>
-              <w:top w:w="80" w:type="dxa"/>
-              <w:start w:w="120" w:type="dxa"/>
-              <w:bottom w:w="80" w:type="dxa"/>
-              <w:end w:w="120" w:type="dxa"/>
-            </w:tcMar>
-            <w:tcBorders>
-              <w:top w:val="single" w:sz="4" w:color="A6A6A6"/>
-              <w:left w:val="single" w:sz="4" w:color="A6A6A6"/>
-              <w:bottom w:val="single" w:sz="4" w:color="A6A6A6"/>
-              <w:right w:val="single" w:sz="4" w:color="A6A6A6"/>
-              <w:insideH w:val="single" w:sz="4" w:color="A6A6A6"/>
-              <w:insideV w:val="single" w:sz="4" w:color="A6A6A6"/>
-            </w:tcBorders>
-          </w:tcPr>
-          <w:p>
-            <w:pPr>
-              <w:spacing w:after="0" w:line="276" w:lineRule="auto"/>
-              <w:jc w:val="center"/>
-            </w:pPr>
-            <w:r>
-              <w:rPr>
-                <w:rFonts w:ascii="Times New Roman" w:hAnsi="Times New Roman" w:eastAsia="宋体"/>
-                <w:sz w:val="18"/>
-              </w:rPr>
-              <w:t>IMDB LSTM 简化版</w:t>
-            </w:r>
-          </w:p>
-        </w:tc>
-        <w:tc>
-          <w:tcPr>
-            <w:tcW w:type="dxa" w:w="3061"/>
-            <w:vAlign w:val="center"/>
-            <w:tcMar>
-              <w:top w:w="80" w:type="dxa"/>
-              <w:start w:w="120" w:type="dxa"/>
-              <w:bottom w:w="80" w:type="dxa"/>
-              <w:end w:w="120" w:type="dxa"/>
-            </w:tcMar>
-            <w:tcBorders>
-              <w:top w:val="single" w:sz="4" w:color="A6A6A6"/>
-              <w:left w:val="single" w:sz="4" w:color="A6A6A6"/>
-              <w:bottom w:val="single" w:sz="4" w:color="A6A6A6"/>
-              <w:right w:val="single" w:sz="4" w:color="A6A6A6"/>
-              <w:insideH w:val="single" w:sz="4" w:color="A6A6A6"/>
-              <w:insideV w:val="single" w:sz="4" w:color="A6A6A6"/>
-            </w:tcBorders>
-          </w:tcPr>
-          <w:p>
-            <w:pPr>
-              <w:spacing w:after="0" w:line="276" w:lineRule="auto"/>
-              <w:jc w:val="left"/>
-            </w:pPr>
-            <w:r>
-              <w:rPr>
-                <w:rFonts w:ascii="Times New Roman" w:hAnsi="Times New Roman" w:eastAsia="宋体"/>
-                <w:sz w:val="18"/>
-              </w:rPr>
-              <w:t>作为 Session04 主依据，训练与预测路径更清晰</w:t>
-            </w:r>
-          </w:p>
-        </w:tc>
-      </w:tr>
-      <w:tr>
-        <w:tc>
-          <w:tcPr>
-            <w:tcW w:type="dxa" w:w="2778"/>
-            <w:vAlign w:val="center"/>
-            <w:tcMar>
-              <w:top w:w="80" w:type="dxa"/>
-              <w:start w:w="120" w:type="dxa"/>
-              <w:bottom w:w="80" w:type="dxa"/>
-              <w:end w:w="120" w:type="dxa"/>
-            </w:tcMar>
-            <w:tcBorders>
-              <w:top w:val="single" w:sz="4" w:color="A6A6A6"/>
-              <w:left w:val="single" w:sz="4" w:color="A6A6A6"/>
-              <w:bottom w:val="single" w:sz="4" w:color="A6A6A6"/>
-              <w:right w:val="single" w:sz="4" w:color="A6A6A6"/>
-              <w:insideH w:val="single" w:sz="4" w:color="A6A6A6"/>
-              <w:insideV w:val="single" w:sz="4" w:color="A6A6A6"/>
-            </w:tcBorders>
-          </w:tcPr>
-          <w:p>
-            <w:pPr>
-              <w:spacing w:after="0" w:line="276" w:lineRule="auto"/>
-              <w:jc w:val="left"/>
-            </w:pPr>
-            <w:r>
-              <w:rPr>
-                <w:rFonts w:ascii="Times New Roman" w:hAnsi="Times New Roman" w:eastAsia="宋体"/>
-                <w:sz w:val="18"/>
-              </w:rPr>
-              <w:t>Session05_train_mnist.py</w:t>
-            </w:r>
-          </w:p>
-        </w:tc>
-        <w:tc>
-          <w:tcPr>
-            <w:tcW w:type="dxa" w:w="2324"/>
-            <w:vAlign w:val="center"/>
-            <w:tcMar>
-              <w:top w:w="80" w:type="dxa"/>
-              <w:start w:w="120" w:type="dxa"/>
-              <w:bottom w:w="80" w:type="dxa"/>
-              <w:end w:w="120" w:type="dxa"/>
-            </w:tcMar>
-            <w:tcBorders>
-              <w:top w:val="single" w:sz="4" w:color="A6A6A6"/>
-              <w:left w:val="single" w:sz="4" w:color="A6A6A6"/>
-              <w:bottom w:val="single" w:sz="4" w:color="A6A6A6"/>
-              <w:right w:val="single" w:sz="4" w:color="A6A6A6"/>
-              <w:insideH w:val="single" w:sz="4" w:color="A6A6A6"/>
-              <w:insideV w:val="single" w:sz="4" w:color="A6A6A6"/>
-            </w:tcBorders>
-          </w:tcPr>
-          <w:p>
-            <w:pPr>
-              <w:spacing w:after="0" w:line="276" w:lineRule="auto"/>
-              <w:jc w:val="center"/>
-            </w:pPr>
-            <w:r>
-              <w:rPr>
-                <w:rFonts w:ascii="Times New Roman" w:hAnsi="Times New Roman" w:eastAsia="宋体"/>
-                <w:sz w:val="18"/>
-              </w:rPr>
-              <w:t>MNIST MLP 实验</w:t>
-            </w:r>
-          </w:p>
-        </w:tc>
-        <w:tc>
-          <w:tcPr>
-            <w:tcW w:type="dxa" w:w="3061"/>
-            <w:vAlign w:val="center"/>
-            <w:tcMar>
-              <w:top w:w="80" w:type="dxa"/>
-              <w:start w:w="120" w:type="dxa"/>
-              <w:bottom w:w="80" w:type="dxa"/>
-              <w:end w:w="120" w:type="dxa"/>
-            </w:tcMar>
-            <w:tcBorders>
-              <w:top w:val="single" w:sz="4" w:color="A6A6A6"/>
-              <w:left w:val="single" w:sz="4" w:color="A6A6A6"/>
-              <w:bottom w:val="single" w:sz="4" w:color="A6A6A6"/>
-              <w:right w:val="single" w:sz="4" w:color="A6A6A6"/>
-              <w:insideH w:val="single" w:sz="4" w:color="A6A6A6"/>
-              <w:insideV w:val="single" w:sz="4" w:color="A6A6A6"/>
-            </w:tcBorders>
-          </w:tcPr>
-          <w:p>
-            <w:pPr>
-              <w:spacing w:after="0" w:line="276" w:lineRule="auto"/>
-              <w:jc w:val="left"/>
-            </w:pPr>
-            <w:r>
-              <w:rPr>
-                <w:rFonts w:ascii="Times New Roman" w:hAnsi="Times New Roman" w:eastAsia="宋体"/>
-                <w:sz w:val="18"/>
-              </w:rPr>
-              <w:t>两层隐层 MLP、高层 Model API、单样本预测</w:t>
-            </w:r>
-          </w:p>
-        </w:tc>
-      </w:tr>
-      <w:tr>
-        <w:tc>
-          <w:tcPr>
-            <w:tcW w:type="dxa" w:w="2778"/>
-            <w:vAlign w:val="center"/>
-            <w:tcMar>
-              <w:top w:w="80" w:type="dxa"/>
-              <w:start w:w="120" w:type="dxa"/>
-              <w:bottom w:w="80" w:type="dxa"/>
-              <w:end w:w="120" w:type="dxa"/>
-            </w:tcMar>
-            <w:tcBorders>
-              <w:top w:val="single" w:sz="4" w:color="A6A6A6"/>
-              <w:left w:val="single" w:sz="4" w:color="A6A6A6"/>
-              <w:bottom w:val="single" w:sz="4" w:color="A6A6A6"/>
-              <w:right w:val="single" w:sz="4" w:color="A6A6A6"/>
-              <w:insideH w:val="single" w:sz="4" w:color="A6A6A6"/>
-              <w:insideV w:val="single" w:sz="4" w:color="A6A6A6"/>
-            </w:tcBorders>
-          </w:tcPr>
-          <w:p>
-            <w:pPr>
-              <w:spacing w:after="0" w:line="276" w:lineRule="auto"/>
-              <w:jc w:val="left"/>
-            </w:pPr>
-            <w:r>
-              <w:rPr>
-                <w:rFonts w:ascii="Times New Roman" w:hAnsi="Times New Roman" w:eastAsia="宋体"/>
-                <w:sz w:val="18"/>
-              </w:rPr>
-              <w:t>mission2/maze_rl.py</w:t>
-            </w:r>
-          </w:p>
-        </w:tc>
-        <w:tc>
-          <w:tcPr>
-            <w:tcW w:type="dxa" w:w="2324"/>
-            <w:vAlign w:val="center"/>
-            <w:tcMar>
-              <w:top w:w="80" w:type="dxa"/>
-              <w:start w:w="120" w:type="dxa"/>
-              <w:bottom w:w="80" w:type="dxa"/>
-              <w:end w:w="120" w:type="dxa"/>
-            </w:tcMar>
-            <w:tcBorders>
-              <w:top w:val="single" w:sz="4" w:color="A6A6A6"/>
-              <w:left w:val="single" w:sz="4" w:color="A6A6A6"/>
-              <w:bottom w:val="single" w:sz="4" w:color="A6A6A6"/>
-              <w:right w:val="single" w:sz="4" w:color="A6A6A6"/>
-              <w:insideH w:val="single" w:sz="4" w:color="A6A6A6"/>
-              <w:insideV w:val="single" w:sz="4" w:color="A6A6A6"/>
-            </w:tcBorders>
-          </w:tcPr>
-          <w:p>
-            <w:pPr>
-              <w:spacing w:after="0" w:line="276" w:lineRule="auto"/>
-              <w:jc w:val="center"/>
-            </w:pPr>
-            <w:r>
-              <w:rPr>
-                <w:rFonts w:ascii="Times New Roman" w:hAnsi="Times New Roman" w:eastAsia="宋体"/>
-                <w:sz w:val="18"/>
-              </w:rPr>
-              <w:t>Q-Learning 迷宫初版</w:t>
-            </w:r>
-          </w:p>
-        </w:tc>
-        <w:tc>
-          <w:tcPr>
-            <w:tcW w:type="dxa" w:w="3061"/>
-            <w:vAlign w:val="center"/>
-            <w:tcMar>
-              <w:top w:w="80" w:type="dxa"/>
-              <w:start w:w="120" w:type="dxa"/>
-              <w:bottom w:w="80" w:type="dxa"/>
-              <w:end w:w="120" w:type="dxa"/>
-            </w:tcMar>
-            <w:tcBorders>
-              <w:top w:val="single" w:sz="4" w:color="A6A6A6"/>
-              <w:left w:val="single" w:sz="4" w:color="A6A6A6"/>
-              <w:bottom w:val="single" w:sz="4" w:color="A6A6A6"/>
-              <w:right w:val="single" w:sz="4" w:color="A6A6A6"/>
-              <w:insideH w:val="single" w:sz="4" w:color="A6A6A6"/>
-              <w:insideV w:val="single" w:sz="4" w:color="A6A6A6"/>
-            </w:tcBorders>
-          </w:tcPr>
-          <w:p>
-            <w:pPr>
-              <w:spacing w:after="0" w:line="276" w:lineRule="auto"/>
-              <w:jc w:val="center"/>
-            </w:pPr>
-            <w:r>
-              <w:rPr>
-                <w:rFonts w:ascii="Times New Roman" w:hAnsi="Times New Roman" w:eastAsia="宋体"/>
-                <w:sz w:val="18"/>
-              </w:rPr>
-              <w:t>包含基本智能体、画布与主窗口</w:t>
-            </w:r>
-          </w:p>
-        </w:tc>
-      </w:tr>
-      <w:tr>
-        <w:tc>
-          <w:tcPr>
-            <w:tcW w:type="dxa" w:w="2778"/>
-            <w:vAlign w:val="center"/>
-            <w:tcMar>
-              <w:top w:w="80" w:type="dxa"/>
-              <w:start w:w="120" w:type="dxa"/>
-              <w:bottom w:w="80" w:type="dxa"/>
-              <w:end w:w="120" w:type="dxa"/>
-            </w:tcMar>
-            <w:tcBorders>
-              <w:top w:val="single" w:sz="4" w:color="A6A6A6"/>
-              <w:left w:val="single" w:sz="4" w:color="A6A6A6"/>
-              <w:bottom w:val="single" w:sz="4" w:color="A6A6A6"/>
-              <w:right w:val="single" w:sz="4" w:color="A6A6A6"/>
-              <w:insideH w:val="single" w:sz="4" w:color="A6A6A6"/>
-              <w:insideV w:val="single" w:sz="4" w:color="A6A6A6"/>
-            </w:tcBorders>
-          </w:tcPr>
-          <w:p>
-            <w:pPr>
-              <w:spacing w:after="0" w:line="276" w:lineRule="auto"/>
-              <w:jc w:val="left"/>
-            </w:pPr>
-            <w:r>
-              <w:rPr>
-                <w:rFonts w:ascii="Times New Roman" w:hAnsi="Times New Roman" w:eastAsia="宋体"/>
-                <w:sz w:val="18"/>
-              </w:rPr>
-              <w:t>mission2/maze_rl2.py</w:t>
-            </w:r>
-          </w:p>
-        </w:tc>
-        <w:tc>
-          <w:tcPr>
-            <w:tcW w:type="dxa" w:w="2324"/>
-            <w:vAlign w:val="center"/>
-            <w:tcMar>
-              <w:top w:w="80" w:type="dxa"/>
-              <w:start w:w="120" w:type="dxa"/>
-              <w:bottom w:w="80" w:type="dxa"/>
-              <w:end w:w="120" w:type="dxa"/>
-            </w:tcMar>
-            <w:tcBorders>
-              <w:top w:val="single" w:sz="4" w:color="A6A6A6"/>
-              <w:left w:val="single" w:sz="4" w:color="A6A6A6"/>
-              <w:bottom w:val="single" w:sz="4" w:color="A6A6A6"/>
-              <w:right w:val="single" w:sz="4" w:color="A6A6A6"/>
-              <w:insideH w:val="single" w:sz="4" w:color="A6A6A6"/>
-              <w:insideV w:val="single" w:sz="4" w:color="A6A6A6"/>
-            </w:tcBorders>
-          </w:tcPr>
-          <w:p>
-            <w:pPr>
-              <w:spacing w:after="0" w:line="276" w:lineRule="auto"/>
-              <w:jc w:val="center"/>
-            </w:pPr>
-            <w:r>
-              <w:rPr>
-                <w:rFonts w:ascii="Times New Roman" w:hAnsi="Times New Roman" w:eastAsia="宋体"/>
-                <w:sz w:val="18"/>
-              </w:rPr>
-              <w:t>Q-Learning 迷宫完善版</w:t>
-            </w:r>
-          </w:p>
-        </w:tc>
-        <w:tc>
-          <w:tcPr>
-            <w:tcW w:type="dxa" w:w="3061"/>
-            <w:vAlign w:val="center"/>
-            <w:tcMar>
-              <w:top w:w="80" w:type="dxa"/>
-              <w:start w:w="120" w:type="dxa"/>
-              <w:bottom w:w="80" w:type="dxa"/>
-              <w:end w:w="120" w:type="dxa"/>
-            </w:tcMar>
-            <w:tcBorders>
-              <w:top w:val="single" w:sz="4" w:color="A6A6A6"/>
-              <w:left w:val="single" w:sz="4" w:color="A6A6A6"/>
-              <w:bottom w:val="single" w:sz="4" w:color="A6A6A6"/>
-              <w:right w:val="single" w:sz="4" w:color="A6A6A6"/>
-              <w:insideH w:val="single" w:sz="4" w:color="A6A6A6"/>
-              <w:insideV w:val="single" w:sz="4" w:color="A6A6A6"/>
-            </w:tcBorders>
-          </w:tcPr>
-          <w:p>
-            <w:pPr>
-              <w:spacing w:after="0" w:line="276" w:lineRule="auto"/>
-              <w:jc w:val="left"/>
-            </w:pPr>
-            <w:r>
-              <w:rPr>
-                <w:rFonts w:ascii="Times New Roman" w:hAnsi="Times New Roman" w:eastAsia="宋体"/>
-                <w:sz w:val="18"/>
-              </w:rPr>
-              <w:t>作为 Mission02 主依据，包含收敛判定与路径绘制</w:t>
-            </w:r>
-          </w:p>
-        </w:tc>
-      </w:tr>
-      <w:tr>
-        <w:tc>
-          <w:tcPr>
-            <w:tcW w:type="dxa" w:w="2778"/>
-            <w:vAlign w:val="center"/>
-            <w:tcMar>
-              <w:top w:w="80" w:type="dxa"/>
-              <w:start w:w="120" w:type="dxa"/>
-              <w:bottom w:w="80" w:type="dxa"/>
-              <w:end w:w="120" w:type="dxa"/>
-            </w:tcMar>
-            <w:tcBorders>
-              <w:top w:val="single" w:sz="4" w:color="A6A6A6"/>
-              <w:left w:val="single" w:sz="4" w:color="A6A6A6"/>
-              <w:bottom w:val="single" w:sz="4" w:color="A6A6A6"/>
-              <w:right w:val="single" w:sz="4" w:color="A6A6A6"/>
-              <w:insideH w:val="single" w:sz="4" w:color="A6A6A6"/>
-              <w:insideV w:val="single" w:sz="4" w:color="A6A6A6"/>
-            </w:tcBorders>
-          </w:tcPr>
-          <w:p>
-            <w:pPr>
-              <w:spacing w:after="0" w:line="276" w:lineRule="auto"/>
-              <w:jc w:val="left"/>
-            </w:pPr>
-            <w:r>
-              <w:rPr>
-                <w:rFonts w:ascii="Times New Roman" w:hAnsi="Times New Roman" w:eastAsia="宋体"/>
-                <w:sz w:val="18"/>
-              </w:rPr>
-              <w:t>mission3/animal_expert.py</w:t>
-            </w:r>
-          </w:p>
-        </w:tc>
-        <w:tc>
-          <w:tcPr>
-            <w:tcW w:type="dxa" w:w="2324"/>
-            <w:vAlign w:val="center"/>
-            <w:tcMar>
-              <w:top w:w="80" w:type="dxa"/>
-              <w:start w:w="120" w:type="dxa"/>
-              <w:bottom w:w="80" w:type="dxa"/>
-              <w:end w:w="120" w:type="dxa"/>
-            </w:tcMar>
-            <w:tcBorders>
-              <w:top w:val="single" w:sz="4" w:color="A6A6A6"/>
-              <w:left w:val="single" w:sz="4" w:color="A6A6A6"/>
-              <w:bottom w:val="single" w:sz="4" w:color="A6A6A6"/>
-              <w:right w:val="single" w:sz="4" w:color="A6A6A6"/>
-              <w:insideH w:val="single" w:sz="4" w:color="A6A6A6"/>
-              <w:insideV w:val="single" w:sz="4" w:color="A6A6A6"/>
-            </w:tcBorders>
-          </w:tcPr>
-          <w:p>
-            <w:pPr>
-              <w:spacing w:after="0" w:line="276" w:lineRule="auto"/>
-              <w:jc w:val="center"/>
-            </w:pPr>
-            <w:r>
-              <w:rPr>
-                <w:rFonts w:ascii="Times New Roman" w:hAnsi="Times New Roman" w:eastAsia="宋体"/>
-                <w:sz w:val="18"/>
-              </w:rPr>
-              <w:t>动物专家系统初版</w:t>
-            </w:r>
-          </w:p>
-        </w:tc>
-        <w:tc>
-          <w:tcPr>
-            <w:tcW w:type="dxa" w:w="3061"/>
-            <w:vAlign w:val="center"/>
-            <w:tcMar>
-              <w:top w:w="80" w:type="dxa"/>
-              <w:start w:w="120" w:type="dxa"/>
-              <w:bottom w:w="80" w:type="dxa"/>
-              <w:end w:w="120" w:type="dxa"/>
-            </w:tcMar>
-            <w:tcBorders>
-              <w:top w:val="single" w:sz="4" w:color="A6A6A6"/>
-              <w:left w:val="single" w:sz="4" w:color="A6A6A6"/>
-              <w:bottom w:val="single" w:sz="4" w:color="A6A6A6"/>
-              <w:right w:val="single" w:sz="4" w:color="A6A6A6"/>
-              <w:insideH w:val="single" w:sz="4" w:color="A6A6A6"/>
-              <w:insideV w:val="single" w:sz="4" w:color="A6A6A6"/>
-            </w:tcBorders>
-          </w:tcPr>
-          <w:p>
-            <w:pPr>
-              <w:spacing w:after="0" w:line="276" w:lineRule="auto"/>
-              <w:jc w:val="center"/>
-            </w:pPr>
-            <w:r>
-              <w:rPr>
-                <w:rFonts w:ascii="Times New Roman" w:hAnsi="Times New Roman" w:eastAsia="宋体"/>
-                <w:sz w:val="18"/>
-              </w:rPr>
-              <w:t>内置规则库和固定特征界面</w:t>
-            </w:r>
-          </w:p>
-        </w:tc>
-      </w:tr>
-      <w:tr>
-        <w:tc>
-          <w:tcPr>
-            <w:tcW w:type="dxa" w:w="2778"/>
-            <w:vAlign w:val="center"/>
-            <w:tcMar>
-              <w:top w:w="80" w:type="dxa"/>
-              <w:start w:w="120" w:type="dxa"/>
-              <w:bottom w:w="80" w:type="dxa"/>
-              <w:end w:w="120" w:type="dxa"/>
-            </w:tcMar>
-            <w:tcBorders>
-              <w:top w:val="single" w:sz="4" w:color="A6A6A6"/>
-              <w:left w:val="single" w:sz="4" w:color="A6A6A6"/>
-              <w:bottom w:val="single" w:sz="4" w:color="A6A6A6"/>
-              <w:right w:val="single" w:sz="4" w:color="A6A6A6"/>
-              <w:insideH w:val="single" w:sz="4" w:color="A6A6A6"/>
-              <w:insideV w:val="single" w:sz="4" w:color="A6A6A6"/>
-            </w:tcBorders>
-          </w:tcPr>
-          <w:p>
-            <w:pPr>
-              <w:spacing w:after="0" w:line="276" w:lineRule="auto"/>
-              <w:jc w:val="left"/>
-            </w:pPr>
-            <w:r>
-              <w:rPr>
-                <w:rFonts w:ascii="Times New Roman" w:hAnsi="Times New Roman" w:eastAsia="宋体"/>
-                <w:sz w:val="18"/>
-              </w:rPr>
-              <w:t>mission3/animal_expert2.py</w:t>
-            </w:r>
-          </w:p>
-        </w:tc>
-        <w:tc>
-          <w:tcPr>
-            <w:tcW w:type="dxa" w:w="2324"/>
-            <w:vAlign w:val="center"/>
-            <w:tcMar>
-              <w:top w:w="80" w:type="dxa"/>
-              <w:start w:w="120" w:type="dxa"/>
-              <w:bottom w:w="80" w:type="dxa"/>
-              <w:end w:w="120" w:type="dxa"/>
-            </w:tcMar>
-            <w:tcBorders>
-              <w:top w:val="single" w:sz="4" w:color="A6A6A6"/>
-              <w:left w:val="single" w:sz="4" w:color="A6A6A6"/>
-              <w:bottom w:val="single" w:sz="4" w:color="A6A6A6"/>
-              <w:right w:val="single" w:sz="4" w:color="A6A6A6"/>
-              <w:insideH w:val="single" w:sz="4" w:color="A6A6A6"/>
-              <w:insideV w:val="single" w:sz="4" w:color="A6A6A6"/>
-            </w:tcBorders>
-          </w:tcPr>
-          <w:p>
-            <w:pPr>
-              <w:spacing w:after="0" w:line="276" w:lineRule="auto"/>
-              <w:jc w:val="center"/>
-            </w:pPr>
-            <w:r>
-              <w:rPr>
-                <w:rFonts w:ascii="Times New Roman" w:hAnsi="Times New Roman" w:eastAsia="宋体"/>
-                <w:sz w:val="18"/>
-              </w:rPr>
-              <w:t>动物专家系统完善版</w:t>
-            </w:r>
-          </w:p>
-        </w:tc>
-        <w:tc>
-          <w:tcPr>
-            <w:tcW w:type="dxa" w:w="3061"/>
-            <w:vAlign w:val="center"/>
-            <w:tcMar>
-              <w:top w:w="80" w:type="dxa"/>
-              <w:start w:w="120" w:type="dxa"/>
-              <w:bottom w:w="80" w:type="dxa"/>
-              <w:end w:w="120" w:type="dxa"/>
-            </w:tcMar>
-            <w:tcBorders>
-              <w:top w:val="single" w:sz="4" w:color="A6A6A6"/>
-              <w:left w:val="single" w:sz="4" w:color="A6A6A6"/>
-              <w:bottom w:val="single" w:sz="4" w:color="A6A6A6"/>
-              <w:right w:val="single" w:sz="4" w:color="A6A6A6"/>
-              <w:insideH w:val="single" w:sz="4" w:color="A6A6A6"/>
-              <w:insideV w:val="single" w:sz="4" w:color="A6A6A6"/>
-            </w:tcBorders>
-          </w:tcPr>
-          <w:p>
-            <w:pPr>
-              <w:spacing w:after="0" w:line="276" w:lineRule="auto"/>
-              <w:jc w:val="left"/>
-            </w:pPr>
-            <w:r>
-              <w:rPr>
-                <w:rFonts w:ascii="Times New Roman" w:hAnsi="Times New Roman" w:eastAsia="宋体"/>
-                <w:sz w:val="18"/>
-              </w:rPr>
-              <w:t>作为 Mission03 主依据，外置 JSON 知识库、解释日志和候选推荐</w:t>
-            </w:r>
-          </w:p>
-        </w:tc>
-      </w:tr>
-      <w:tr>
-        <w:tc>
-          <w:tcPr>
-            <w:tcW w:type="dxa" w:w="2778"/>
-            <w:vAlign w:val="center"/>
-            <w:tcMar>
-              <w:top w:w="80" w:type="dxa"/>
-              <w:start w:w="120" w:type="dxa"/>
-              <w:bottom w:w="80" w:type="dxa"/>
-              <w:end w:w="120" w:type="dxa"/>
-            </w:tcMar>
-            <w:tcBorders>
-              <w:top w:val="single" w:sz="4" w:color="A6A6A6"/>
-              <w:left w:val="single" w:sz="4" w:color="A6A6A6"/>
-              <w:bottom w:val="single" w:sz="4" w:color="A6A6A6"/>
-              <w:right w:val="single" w:sz="4" w:color="A6A6A6"/>
-              <w:insideH w:val="single" w:sz="4" w:color="A6A6A6"/>
-              <w:insideV w:val="single" w:sz="4" w:color="A6A6A6"/>
-            </w:tcBorders>
-          </w:tcPr>
-          <w:p>
-            <w:pPr>
-              <w:spacing w:after="0" w:line="276" w:lineRule="auto"/>
-              <w:jc w:val="left"/>
-            </w:pPr>
-            <w:r>
-              <w:rPr>
-                <w:rFonts w:ascii="Times New Roman" w:hAnsi="Times New Roman" w:eastAsia="宋体"/>
-                <w:sz w:val="18"/>
-              </w:rPr>
-              <w:t>mission3/vision_expert.py</w:t>
-            </w:r>
-          </w:p>
-        </w:tc>
-        <w:tc>
-          <w:tcPr>
-            <w:tcW w:type="dxa" w:w="2324"/>
-            <w:vAlign w:val="center"/>
-            <w:tcMar>
-              <w:top w:w="80" w:type="dxa"/>
-              <w:start w:w="120" w:type="dxa"/>
-              <w:bottom w:w="80" w:type="dxa"/>
-              <w:end w:w="120" w:type="dxa"/>
-            </w:tcMar>
-            <w:tcBorders>
-              <w:top w:val="single" w:sz="4" w:color="A6A6A6"/>
-              <w:left w:val="single" w:sz="4" w:color="A6A6A6"/>
-              <w:bottom w:val="single" w:sz="4" w:color="A6A6A6"/>
-              <w:right w:val="single" w:sz="4" w:color="A6A6A6"/>
-              <w:insideH w:val="single" w:sz="4" w:color="A6A6A6"/>
-              <w:insideV w:val="single" w:sz="4" w:color="A6A6A6"/>
-            </w:tcBorders>
-          </w:tcPr>
-          <w:p>
-            <w:pPr>
-              <w:spacing w:after="0" w:line="276" w:lineRule="auto"/>
-              <w:jc w:val="center"/>
-            </w:pPr>
-            <w:r>
-              <w:rPr>
-                <w:rFonts w:ascii="Times New Roman" w:hAnsi="Times New Roman" w:eastAsia="宋体"/>
-                <w:sz w:val="18"/>
-              </w:rPr>
-              <w:t>视觉专家系统初版</w:t>
-            </w:r>
-          </w:p>
-        </w:tc>
-        <w:tc>
-          <w:tcPr>
-            <w:tcW w:type="dxa" w:w="3061"/>
-            <w:vAlign w:val="center"/>
-            <w:tcMar>
-              <w:top w:w="80" w:type="dxa"/>
-              <w:start w:w="120" w:type="dxa"/>
-              <w:bottom w:w="80" w:type="dxa"/>
-              <w:end w:w="120" w:type="dxa"/>
-            </w:tcMar>
-            <w:tcBorders>
-              <w:top w:val="single" w:sz="4" w:color="A6A6A6"/>
-              <w:left w:val="single" w:sz="4" w:color="A6A6A6"/>
-              <w:bottom w:val="single" w:sz="4" w:color="A6A6A6"/>
-              <w:right w:val="single" w:sz="4" w:color="A6A6A6"/>
-              <w:insideH w:val="single" w:sz="4" w:color="A6A6A6"/>
-              <w:insideV w:val="single" w:sz="4" w:color="A6A6A6"/>
-            </w:tcBorders>
-          </w:tcPr>
-          <w:p>
-            <w:pPr>
-              <w:spacing w:after="0" w:line="276" w:lineRule="auto"/>
-              <w:jc w:val="left"/>
-            </w:pPr>
-            <w:r>
-              <w:rPr>
-                <w:rFonts w:ascii="Times New Roman" w:hAnsi="Times New Roman" w:eastAsia="宋体"/>
-                <w:sz w:val="18"/>
-              </w:rPr>
-              <w:t>将 YOLO 感知与产生式推理结合</w:t>
-            </w:r>
-          </w:p>
-        </w:tc>
-      </w:tr>
-      <w:tr>
-        <w:tc>
-          <w:tcPr>
-            <w:tcW w:type="dxa" w:w="2778"/>
-            <w:vAlign w:val="center"/>
-            <w:tcMar>
-              <w:top w:w="80" w:type="dxa"/>
-              <w:start w:w="120" w:type="dxa"/>
-              <w:bottom w:w="80" w:type="dxa"/>
-              <w:end w:w="120" w:type="dxa"/>
-            </w:tcMar>
-            <w:tcBorders>
-              <w:top w:val="single" w:sz="4" w:color="A6A6A6"/>
-              <w:left w:val="single" w:sz="4" w:color="A6A6A6"/>
-              <w:bottom w:val="single" w:sz="4" w:color="A6A6A6"/>
-              <w:right w:val="single" w:sz="4" w:color="A6A6A6"/>
-              <w:insideH w:val="single" w:sz="4" w:color="A6A6A6"/>
-              <w:insideV w:val="single" w:sz="4" w:color="A6A6A6"/>
-            </w:tcBorders>
-          </w:tcPr>
-          <w:p>
-            <w:pPr>
-              <w:spacing w:after="0" w:line="276" w:lineRule="auto"/>
-              <w:jc w:val="left"/>
-            </w:pPr>
-            <w:r>
-              <w:rPr>
-                <w:rFonts w:ascii="Times New Roman" w:hAnsi="Times New Roman" w:eastAsia="宋体"/>
-                <w:sz w:val="18"/>
-              </w:rPr>
-              <w:t>mission3/vision_expert2.py</w:t>
-            </w:r>
-          </w:p>
-        </w:tc>
-        <w:tc>
-          <w:tcPr>
-            <w:tcW w:type="dxa" w:w="2324"/>
-            <w:vAlign w:val="center"/>
-            <w:tcMar>
-              <w:top w:w="80" w:type="dxa"/>
-              <w:start w:w="120" w:type="dxa"/>
-              <w:bottom w:w="80" w:type="dxa"/>
-              <w:end w:w="120" w:type="dxa"/>
-            </w:tcMar>
-            <w:tcBorders>
-              <w:top w:val="single" w:sz="4" w:color="A6A6A6"/>
-              <w:left w:val="single" w:sz="4" w:color="A6A6A6"/>
-              <w:bottom w:val="single" w:sz="4" w:color="A6A6A6"/>
-              <w:right w:val="single" w:sz="4" w:color="A6A6A6"/>
-              <w:insideH w:val="single" w:sz="4" w:color="A6A6A6"/>
-              <w:insideV w:val="single" w:sz="4" w:color="A6A6A6"/>
-            </w:tcBorders>
-          </w:tcPr>
-          <w:p>
-            <w:pPr>
-              <w:spacing w:after="0" w:line="276" w:lineRule="auto"/>
-              <w:jc w:val="center"/>
-            </w:pPr>
-            <w:r>
-              <w:rPr>
-                <w:rFonts w:ascii="Times New Roman" w:hAnsi="Times New Roman" w:eastAsia="宋体"/>
-                <w:sz w:val="18"/>
-              </w:rPr>
-              <w:t>视觉专家系统简化版</w:t>
-            </w:r>
-          </w:p>
-        </w:tc>
-        <w:tc>
-          <w:tcPr>
-            <w:tcW w:type="dxa" w:w="3061"/>
-            <w:vAlign w:val="center"/>
-            <w:tcMar>
-              <w:top w:w="80" w:type="dxa"/>
-              <w:start w:w="120" w:type="dxa"/>
-              <w:bottom w:w="80" w:type="dxa"/>
-              <w:end w:w="120" w:type="dxa"/>
-            </w:tcMar>
-            <w:tcBorders>
-              <w:top w:val="single" w:sz="4" w:color="A6A6A6"/>
-              <w:left w:val="single" w:sz="4" w:color="A6A6A6"/>
-              <w:bottom w:val="single" w:sz="4" w:color="A6A6A6"/>
-              <w:right w:val="single" w:sz="4" w:color="A6A6A6"/>
-              <w:insideH w:val="single" w:sz="4" w:color="A6A6A6"/>
-              <w:insideV w:val="single" w:sz="4" w:color="A6A6A6"/>
-            </w:tcBorders>
-          </w:tcPr>
-          <w:p>
-            <w:pPr>
-              <w:spacing w:after="0" w:line="276" w:lineRule="auto"/>
-              <w:jc w:val="left"/>
-            </w:pPr>
-            <w:r>
-              <w:rPr>
-                <w:rFonts w:ascii="Times New Roman" w:hAnsi="Times New Roman" w:eastAsia="宋体"/>
-                <w:sz w:val="18"/>
-              </w:rPr>
-              <w:t>以统一界面展示手动事实和视觉事实推理</w:t>
-            </w:r>
-          </w:p>
-        </w:tc>
-      </w:tr>
-    </w:tbl>
     <w:p>
       <w:pPr>
         <w:spacing w:before="0" w:after="40" w:lineRule="auto" w:line="300"/>

--- a/人工智能导论/实验部分/人工智能导论实验报告_任务2任务3_统一字体.docx
+++ b/人工智能导论/实验部分/人工智能导论实验报告_任务2任务3_统一字体.docx
@@ -3,316 +3,280 @@
 <w:document xmlns:wpc="http://schemas.microsoft.com/office/word/2010/wordprocessingCanvas" xmlns:mo="http://schemas.microsoft.com/office/mac/office/2008/main" xmlns:mc="http://schemas.openxmlformats.org/markup-compatibility/2006" xmlns:mv="urn:schemas-microsoft-com:mac:vml" xmlns:o="urn:schemas-microsoft-com:office:office" xmlns:r="http://schemas.openxmlformats.org/officeDocument/2006/relationships" xmlns:m="http://schemas.openxmlformats.org/officeDocument/2006/math" xmlns:v="urn:schemas-microsoft-com:vml" xmlns:wp14="http://schemas.microsoft.com/office/word/2010/wordprocessingDrawing" xmlns:wp="http://schemas.openxmlformats.org/drawingml/2006/wordprocessingDrawing" xmlns:w10="urn:schemas-microsoft-com:office:word" xmlns:w="http://schemas.openxmlformats.org/wordprocessingml/2006/main" xmlns:w14="http://schemas.microsoft.com/office/word/2010/wordml" xmlns:wpg="http://schemas.microsoft.com/office/word/2010/wordprocessingGroup" xmlns:wpi="http://schemas.microsoft.com/office/word/2010/wordprocessingInk" xmlns:wne="http://schemas.microsoft.com/office/word/2006/wordml" xmlns:wps="http://schemas.microsoft.com/office/word/2010/wordprocessingShape" mc:Ignorable="w14 wp14">
   <w:body>
     <w:p>
-      <w:pPr>
-        <w:spacing w:before="0" w:after="0" w:lineRule="auto" w:line="300"/>
-      </w:pPr>
-    </w:p>
-    <w:p>
-      <w:pPr>
-        <w:spacing w:before="0" w:after="0" w:lineRule="auto" w:line="300"/>
-      </w:pPr>
-    </w:p>
-    <w:p>
-      <w:pPr>
-        <w:spacing w:before="0" w:after="0" w:lineRule="auto" w:line="300"/>
-      </w:pPr>
-    </w:p>
-    <w:p>
-      <w:pPr>
-        <w:spacing w:before="0" w:after="0" w:lineRule="auto" w:line="300"/>
-      </w:pPr>
-    </w:p>
-    <w:p>
-      <w:pPr>
-        <w:spacing w:before="0" w:after="0" w:lineRule="auto" w:line="300"/>
-      </w:pPr>
-    </w:p>
-    <w:p>
-      <w:pPr>
-        <w:spacing w:after="520"/>
-        <w:jc w:val="center"/>
-      </w:pPr>
       <w:r>
-        <w:rPr>
-          <w:rFonts w:ascii="Arial" w:hAnsi="Arial" w:eastAsia="黑体"/>
-          <w:b/>
-          <w:sz w:val="52"/>
-        </w:rPr>
-        <w:t>人工智能导论实验报告</w:t>
+        <w:br w:type="page"/>
       </w:r>
     </w:p>
     <w:tbl>
       <w:tblPr>
         <w:tblW w:type="auto" w:w="0"/>
         <w:jc w:val="center"/>
+        <w:tblLayout w:type="fixed"/>
         <w:tblLook w:firstColumn="1" w:firstRow="1" w:lastColumn="0" w:lastRow="0" w:noHBand="0" w:noVBand="1" w:val="04A0"/>
       </w:tblPr>
       <w:tblGrid>
-        <w:gridCol w:w="4156"/>
-        <w:gridCol w:w="4156"/>
+        <w:gridCol w:w="4153"/>
+        <w:gridCol w:w="4153"/>
       </w:tblGrid>
       <w:tr>
+        <w:trPr>
+          <w:trHeight w:val="1134" w:hRule="exact"/>
+        </w:trPr>
         <w:tc>
           <w:tcPr>
-            <w:tcW w:type="dxa" w:w="2835"/>
+            <w:tcW w:type="dxa" w:w="2268"/>
             <w:tcBorders>
-              <w:top w:val="nil" w:sz="0" w:color="808080"/>
-              <w:left w:val="nil" w:sz="0" w:color="808080"/>
-              <w:bottom w:val="nil" w:sz="0" w:color="808080"/>
-              <w:right w:val="nil" w:sz="0" w:color="808080"/>
-              <w:insideH w:val="nil" w:sz="0" w:color="808080"/>
-              <w:insideV w:val="nil" w:sz="0" w:color="808080"/>
+              <w:top w:val="nil"/>
+              <w:left w:val="nil"/>
+              <w:bottom w:val="nil"/>
+              <w:right w:val="nil"/>
             </w:tcBorders>
             <w:vAlign w:val="center"/>
             <w:tcMar>
-              <w:top w:w="100" w:type="dxa"/>
-              <w:start w:w="120" w:type="dxa"/>
-              <w:bottom w:w="100" w:type="dxa"/>
-              <w:end w:w="120" w:type="dxa"/>
+              <w:top w:w="0" w:type="dxa"/>
+              <w:start w:w="60" w:type="dxa"/>
+              <w:bottom w:w="0" w:type="dxa"/>
+              <w:end w:w="60" w:type="dxa"/>
             </w:tcMar>
           </w:tcPr>
           <w:p>
             <w:pPr>
-              <w:jc w:val="right"/>
+              <w:spacing w:after="0"/>
+              <w:jc w:val="both"/>
             </w:pPr>
             <w:r>
               <w:rPr>
                 <w:rFonts w:ascii="Times New Roman" w:hAnsi="Times New Roman" w:eastAsia="宋体"/>
-                <w:b/>
-                <w:sz w:val="28"/>
+                <w:sz w:val="26"/>
               </w:rPr>
-              <w:t>姓    名：</w:t>
+              <w:t>姓    名</w:t>
             </w:r>
           </w:p>
         </w:tc>
         <w:tc>
           <w:tcPr>
-            <w:tcW w:type="dxa" w:w="3969"/>
+            <w:tcW w:type="dxa" w:w="4535"/>
             <w:tcBorders>
-              <w:top w:val="nil" w:sz="0" w:color="808080"/>
-              <w:left w:val="nil" w:sz="0" w:color="808080"/>
-              <w:bottom w:val="nil" w:sz="0" w:color="808080"/>
-              <w:right w:val="nil" w:sz="0" w:color="808080"/>
-              <w:insideH w:val="nil" w:sz="0" w:color="808080"/>
-              <w:insideV w:val="nil" w:sz="0" w:color="808080"/>
+              <w:top w:val="nil"/>
+              <w:left w:val="nil"/>
+              <w:bottom w:val="single" w:sz="8" w:color="000000"/>
+              <w:right w:val="nil"/>
             </w:tcBorders>
             <w:vAlign w:val="center"/>
             <w:tcMar>
-              <w:top w:w="100" w:type="dxa"/>
-              <w:start w:w="120" w:type="dxa"/>
-              <w:bottom w:w="100" w:type="dxa"/>
-              <w:end w:w="120" w:type="dxa"/>
+              <w:top w:w="0" w:type="dxa"/>
+              <w:start w:w="60" w:type="dxa"/>
+              <w:bottom w:w="0" w:type="dxa"/>
+              <w:end w:w="60" w:type="dxa"/>
             </w:tcMar>
           </w:tcPr>
           <w:p>
             <w:pPr>
-              <w:jc w:val="left"/>
+              <w:spacing w:after="0"/>
+              <w:jc w:val="center"/>
             </w:pPr>
             <w:r>
               <w:rPr>
                 <w:rFonts w:ascii="Times New Roman" w:hAnsi="Times New Roman" w:eastAsia="宋体"/>
-                <w:sz w:val="28"/>
+                <w:sz w:val="26"/>
               </w:rPr>
-              <w:t>________________</w:t>
             </w:r>
           </w:p>
         </w:tc>
       </w:tr>
       <w:tr>
+        <w:trPr>
+          <w:trHeight w:val="1134" w:hRule="exact"/>
+        </w:trPr>
         <w:tc>
           <w:tcPr>
-            <w:tcW w:type="dxa" w:w="2835"/>
+            <w:tcW w:type="dxa" w:w="2268"/>
             <w:tcBorders>
-              <w:top w:val="nil" w:sz="0" w:color="808080"/>
-              <w:left w:val="nil" w:sz="0" w:color="808080"/>
-              <w:bottom w:val="nil" w:sz="0" w:color="808080"/>
-              <w:right w:val="nil" w:sz="0" w:color="808080"/>
-              <w:insideH w:val="nil" w:sz="0" w:color="808080"/>
-              <w:insideV w:val="nil" w:sz="0" w:color="808080"/>
+              <w:top w:val="nil"/>
+              <w:left w:val="nil"/>
+              <w:bottom w:val="nil"/>
+              <w:right w:val="nil"/>
             </w:tcBorders>
             <w:vAlign w:val="center"/>
             <w:tcMar>
-              <w:top w:w="100" w:type="dxa"/>
-              <w:start w:w="120" w:type="dxa"/>
-              <w:bottom w:w="100" w:type="dxa"/>
-              <w:end w:w="120" w:type="dxa"/>
+              <w:top w:w="0" w:type="dxa"/>
+              <w:start w:w="60" w:type="dxa"/>
+              <w:bottom w:w="0" w:type="dxa"/>
+              <w:end w:w="60" w:type="dxa"/>
             </w:tcMar>
           </w:tcPr>
           <w:p>
             <w:pPr>
-              <w:jc w:val="right"/>
+              <w:spacing w:after="0"/>
+              <w:jc w:val="both"/>
             </w:pPr>
             <w:r>
               <w:rPr>
                 <w:rFonts w:ascii="Times New Roman" w:hAnsi="Times New Roman" w:eastAsia="宋体"/>
-                <w:b/>
-                <w:sz w:val="28"/>
+                <w:sz w:val="26"/>
               </w:rPr>
-              <w:t>学    号：</w:t>
+              <w:t>学    号</w:t>
             </w:r>
           </w:p>
         </w:tc>
         <w:tc>
           <w:tcPr>
-            <w:tcW w:type="dxa" w:w="3969"/>
+            <w:tcW w:type="dxa" w:w="4535"/>
             <w:tcBorders>
-              <w:top w:val="nil" w:sz="0" w:color="808080"/>
-              <w:left w:val="nil" w:sz="0" w:color="808080"/>
-              <w:bottom w:val="nil" w:sz="0" w:color="808080"/>
-              <w:right w:val="nil" w:sz="0" w:color="808080"/>
-              <w:insideH w:val="nil" w:sz="0" w:color="808080"/>
-              <w:insideV w:val="nil" w:sz="0" w:color="808080"/>
+              <w:top w:val="nil"/>
+              <w:left w:val="nil"/>
+              <w:bottom w:val="single" w:sz="8" w:color="000000"/>
+              <w:right w:val="nil"/>
             </w:tcBorders>
             <w:vAlign w:val="center"/>
             <w:tcMar>
-              <w:top w:w="100" w:type="dxa"/>
-              <w:start w:w="120" w:type="dxa"/>
-              <w:bottom w:w="100" w:type="dxa"/>
-              <w:end w:w="120" w:type="dxa"/>
+              <w:top w:w="0" w:type="dxa"/>
+              <w:start w:w="60" w:type="dxa"/>
+              <w:bottom w:w="0" w:type="dxa"/>
+              <w:end w:w="60" w:type="dxa"/>
             </w:tcMar>
           </w:tcPr>
           <w:p>
             <w:pPr>
-              <w:jc w:val="left"/>
+              <w:spacing w:after="0"/>
+              <w:jc w:val="center"/>
             </w:pPr>
             <w:r>
               <w:rPr>
                 <w:rFonts w:ascii="Times New Roman" w:hAnsi="Times New Roman" w:eastAsia="宋体"/>
-                <w:sz w:val="28"/>
+                <w:sz w:val="26"/>
               </w:rPr>
-              <w:t>________________</w:t>
             </w:r>
           </w:p>
         </w:tc>
       </w:tr>
       <w:tr>
+        <w:trPr>
+          <w:trHeight w:val="1134" w:hRule="exact"/>
+        </w:trPr>
         <w:tc>
           <w:tcPr>
-            <w:tcW w:type="dxa" w:w="2835"/>
+            <w:tcW w:type="dxa" w:w="2268"/>
             <w:tcBorders>
-              <w:top w:val="nil" w:sz="0" w:color="808080"/>
-              <w:left w:val="nil" w:sz="0" w:color="808080"/>
-              <w:bottom w:val="nil" w:sz="0" w:color="808080"/>
-              <w:right w:val="nil" w:sz="0" w:color="808080"/>
-              <w:insideH w:val="nil" w:sz="0" w:color="808080"/>
-              <w:insideV w:val="nil" w:sz="0" w:color="808080"/>
+              <w:top w:val="nil"/>
+              <w:left w:val="nil"/>
+              <w:bottom w:val="nil"/>
+              <w:right w:val="nil"/>
             </w:tcBorders>
             <w:vAlign w:val="center"/>
             <w:tcMar>
-              <w:top w:w="100" w:type="dxa"/>
-              <w:start w:w="120" w:type="dxa"/>
-              <w:bottom w:w="100" w:type="dxa"/>
-              <w:end w:w="120" w:type="dxa"/>
+              <w:top w:w="0" w:type="dxa"/>
+              <w:start w:w="60" w:type="dxa"/>
+              <w:bottom w:w="0" w:type="dxa"/>
+              <w:end w:w="60" w:type="dxa"/>
             </w:tcMar>
           </w:tcPr>
           <w:p>
             <w:pPr>
-              <w:jc w:val="right"/>
+              <w:spacing w:after="0"/>
+              <w:jc w:val="both"/>
             </w:pPr>
             <w:r>
               <w:rPr>
                 <w:rFonts w:ascii="Times New Roman" w:hAnsi="Times New Roman" w:eastAsia="宋体"/>
-                <w:b/>
-                <w:sz w:val="28"/>
+                <w:sz w:val="26"/>
               </w:rPr>
-              <w:t>班    级：</w:t>
+              <w:t>班    级</w:t>
             </w:r>
           </w:p>
         </w:tc>
         <w:tc>
           <w:tcPr>
-            <w:tcW w:type="dxa" w:w="3969"/>
+            <w:tcW w:type="dxa" w:w="4535"/>
             <w:tcBorders>
-              <w:top w:val="nil" w:sz="0" w:color="808080"/>
-              <w:left w:val="nil" w:sz="0" w:color="808080"/>
-              <w:bottom w:val="nil" w:sz="0" w:color="808080"/>
-              <w:right w:val="nil" w:sz="0" w:color="808080"/>
-              <w:insideH w:val="nil" w:sz="0" w:color="808080"/>
-              <w:insideV w:val="nil" w:sz="0" w:color="808080"/>
+              <w:top w:val="nil"/>
+              <w:left w:val="nil"/>
+              <w:bottom w:val="single" w:sz="8" w:color="000000"/>
+              <w:right w:val="nil"/>
             </w:tcBorders>
             <w:vAlign w:val="center"/>
             <w:tcMar>
-              <w:top w:w="100" w:type="dxa"/>
-              <w:start w:w="120" w:type="dxa"/>
-              <w:bottom w:w="100" w:type="dxa"/>
-              <w:end w:w="120" w:type="dxa"/>
+              <w:top w:w="0" w:type="dxa"/>
+              <w:start w:w="60" w:type="dxa"/>
+              <w:bottom w:w="0" w:type="dxa"/>
+              <w:end w:w="60" w:type="dxa"/>
             </w:tcMar>
           </w:tcPr>
           <w:p>
             <w:pPr>
-              <w:jc w:val="left"/>
+              <w:spacing w:after="0"/>
+              <w:jc w:val="center"/>
             </w:pPr>
             <w:r>
               <w:rPr>
                 <w:rFonts w:ascii="Times New Roman" w:hAnsi="Times New Roman" w:eastAsia="宋体"/>
-                <w:sz w:val="28"/>
+                <w:sz w:val="26"/>
               </w:rPr>
-              <w:t>________________</w:t>
             </w:r>
           </w:p>
         </w:tc>
       </w:tr>
       <w:tr>
+        <w:trPr>
+          <w:trHeight w:val="1134" w:hRule="exact"/>
+        </w:trPr>
         <w:tc>
           <w:tcPr>
-            <w:tcW w:type="dxa" w:w="2835"/>
+            <w:tcW w:type="dxa" w:w="2268"/>
             <w:tcBorders>
-              <w:top w:val="nil" w:sz="0" w:color="808080"/>
-              <w:left w:val="nil" w:sz="0" w:color="808080"/>
-              <w:bottom w:val="nil" w:sz="0" w:color="808080"/>
-              <w:right w:val="nil" w:sz="0" w:color="808080"/>
-              <w:insideH w:val="nil" w:sz="0" w:color="808080"/>
-              <w:insideV w:val="nil" w:sz="0" w:color="808080"/>
+              <w:top w:val="nil"/>
+              <w:left w:val="nil"/>
+              <w:bottom w:val="nil"/>
+              <w:right w:val="nil"/>
             </w:tcBorders>
             <w:vAlign w:val="center"/>
             <w:tcMar>
-              <w:top w:w="100" w:type="dxa"/>
-              <w:start w:w="120" w:type="dxa"/>
-              <w:bottom w:w="100" w:type="dxa"/>
-              <w:end w:w="120" w:type="dxa"/>
+              <w:top w:w="0" w:type="dxa"/>
+              <w:start w:w="60" w:type="dxa"/>
+              <w:bottom w:w="0" w:type="dxa"/>
+              <w:end w:w="60" w:type="dxa"/>
             </w:tcMar>
           </w:tcPr>
           <w:p>
             <w:pPr>
-              <w:jc w:val="right"/>
+              <w:spacing w:after="0"/>
+              <w:jc w:val="both"/>
             </w:pPr>
             <w:r>
               <w:rPr>
                 <w:rFonts w:ascii="Times New Roman" w:hAnsi="Times New Roman" w:eastAsia="宋体"/>
-                <w:b/>
-                <w:sz w:val="28"/>
+                <w:sz w:val="26"/>
               </w:rPr>
-              <w:t>任课教师：</w:t>
+              <w:t>任课教师</w:t>
             </w:r>
           </w:p>
         </w:tc>
         <w:tc>
           <w:tcPr>
-            <w:tcW w:type="dxa" w:w="3969"/>
+            <w:tcW w:type="dxa" w:w="4535"/>
             <w:tcBorders>
-              <w:top w:val="nil" w:sz="0" w:color="808080"/>
-              <w:left w:val="nil" w:sz="0" w:color="808080"/>
-              <w:bottom w:val="nil" w:sz="0" w:color="808080"/>
-              <w:right w:val="nil" w:sz="0" w:color="808080"/>
-              <w:insideH w:val="nil" w:sz="0" w:color="808080"/>
-              <w:insideV w:val="nil" w:sz="0" w:color="808080"/>
+              <w:top w:val="nil"/>
+              <w:left w:val="nil"/>
+              <w:bottom w:val="single" w:sz="8" w:color="000000"/>
+              <w:right w:val="nil"/>
             </w:tcBorders>
             <w:vAlign w:val="center"/>
             <w:tcMar>
-              <w:top w:w="100" w:type="dxa"/>
-              <w:start w:w="120" w:type="dxa"/>
-              <w:bottom w:w="100" w:type="dxa"/>
-              <w:end w:w="120" w:type="dxa"/>
+              <w:top w:w="0" w:type="dxa"/>
+              <w:start w:w="60" w:type="dxa"/>
+              <w:bottom w:w="0" w:type="dxa"/>
+              <w:end w:w="60" w:type="dxa"/>
             </w:tcMar>
           </w:tcPr>
           <w:p>
             <w:pPr>
-              <w:jc w:val="left"/>
+              <w:spacing w:after="0"/>
+              <w:jc w:val="center"/>
             </w:pPr>
             <w:r>
               <w:rPr>
                 <w:rFonts w:ascii="Times New Roman" w:hAnsi="Times New Roman" w:eastAsia="宋体"/>
-                <w:sz w:val="28"/>
+                <w:sz w:val="26"/>
               </w:rPr>
               <w:t>郑定富</w:t>
             </w:r>
@@ -320,133 +284,132 @@
         </w:tc>
       </w:tr>
       <w:tr>
+        <w:trPr>
+          <w:trHeight w:val="1134" w:hRule="exact"/>
+        </w:trPr>
         <w:tc>
           <w:tcPr>
-            <w:tcW w:type="dxa" w:w="2835"/>
+            <w:tcW w:type="dxa" w:w="2268"/>
             <w:tcBorders>
-              <w:top w:val="nil" w:sz="0" w:color="808080"/>
-              <w:left w:val="nil" w:sz="0" w:color="808080"/>
-              <w:bottom w:val="nil" w:sz="0" w:color="808080"/>
-              <w:right w:val="nil" w:sz="0" w:color="808080"/>
-              <w:insideH w:val="nil" w:sz="0" w:color="808080"/>
-              <w:insideV w:val="nil" w:sz="0" w:color="808080"/>
+              <w:top w:val="nil"/>
+              <w:left w:val="nil"/>
+              <w:bottom w:val="nil"/>
+              <w:right w:val="nil"/>
             </w:tcBorders>
             <w:vAlign w:val="center"/>
             <w:tcMar>
-              <w:top w:w="100" w:type="dxa"/>
-              <w:start w:w="120" w:type="dxa"/>
-              <w:bottom w:w="100" w:type="dxa"/>
-              <w:end w:w="120" w:type="dxa"/>
+              <w:top w:w="0" w:type="dxa"/>
+              <w:start w:w="60" w:type="dxa"/>
+              <w:bottom w:w="0" w:type="dxa"/>
+              <w:end w:w="60" w:type="dxa"/>
             </w:tcMar>
           </w:tcPr>
           <w:p>
             <w:pPr>
-              <w:jc w:val="right"/>
+              <w:spacing w:after="0"/>
+              <w:jc w:val="both"/>
             </w:pPr>
             <w:r>
               <w:rPr>
                 <w:rFonts w:ascii="Times New Roman" w:hAnsi="Times New Roman" w:eastAsia="宋体"/>
-                <w:b/>
-                <w:sz w:val="28"/>
+                <w:sz w:val="26"/>
               </w:rPr>
-              <w:t>成    绩：</w:t>
+              <w:t>成    绩</w:t>
             </w:r>
           </w:p>
         </w:tc>
         <w:tc>
           <w:tcPr>
-            <w:tcW w:type="dxa" w:w="3969"/>
+            <w:tcW w:type="dxa" w:w="4535"/>
             <w:tcBorders>
-              <w:top w:val="nil" w:sz="0" w:color="808080"/>
-              <w:left w:val="nil" w:sz="0" w:color="808080"/>
-              <w:bottom w:val="nil" w:sz="0" w:color="808080"/>
-              <w:right w:val="nil" w:sz="0" w:color="808080"/>
-              <w:insideH w:val="nil" w:sz="0" w:color="808080"/>
-              <w:insideV w:val="nil" w:sz="0" w:color="808080"/>
+              <w:top w:val="nil"/>
+              <w:left w:val="nil"/>
+              <w:bottom w:val="single" w:sz="8" w:color="000000"/>
+              <w:right w:val="nil"/>
             </w:tcBorders>
             <w:vAlign w:val="center"/>
             <w:tcMar>
-              <w:top w:w="100" w:type="dxa"/>
-              <w:start w:w="120" w:type="dxa"/>
-              <w:bottom w:w="100" w:type="dxa"/>
-              <w:end w:w="120" w:type="dxa"/>
+              <w:top w:w="0" w:type="dxa"/>
+              <w:start w:w="60" w:type="dxa"/>
+              <w:bottom w:w="0" w:type="dxa"/>
+              <w:end w:w="60" w:type="dxa"/>
             </w:tcMar>
           </w:tcPr>
           <w:p>
             <w:pPr>
-              <w:jc w:val="left"/>
+              <w:spacing w:after="0"/>
+              <w:jc w:val="center"/>
             </w:pPr>
             <w:r>
               <w:rPr>
                 <w:rFonts w:ascii="Times New Roman" w:hAnsi="Times New Roman" w:eastAsia="宋体"/>
-                <w:sz w:val="28"/>
+                <w:sz w:val="26"/>
               </w:rPr>
-              <w:t>________________</w:t>
             </w:r>
           </w:p>
         </w:tc>
       </w:tr>
       <w:tr>
+        <w:trPr>
+          <w:trHeight w:val="1134" w:hRule="exact"/>
+        </w:trPr>
         <w:tc>
           <w:tcPr>
-            <w:tcW w:type="dxa" w:w="2835"/>
+            <w:tcW w:type="dxa" w:w="2268"/>
             <w:tcBorders>
-              <w:top w:val="nil" w:sz="0" w:color="808080"/>
-              <w:left w:val="nil" w:sz="0" w:color="808080"/>
-              <w:bottom w:val="nil" w:sz="0" w:color="808080"/>
-              <w:right w:val="nil" w:sz="0" w:color="808080"/>
-              <w:insideH w:val="nil" w:sz="0" w:color="808080"/>
-              <w:insideV w:val="nil" w:sz="0" w:color="808080"/>
+              <w:top w:val="nil"/>
+              <w:left w:val="nil"/>
+              <w:bottom w:val="nil"/>
+              <w:right w:val="nil"/>
             </w:tcBorders>
             <w:vAlign w:val="center"/>
             <w:tcMar>
-              <w:top w:w="100" w:type="dxa"/>
-              <w:start w:w="120" w:type="dxa"/>
-              <w:bottom w:w="100" w:type="dxa"/>
-              <w:end w:w="120" w:type="dxa"/>
+              <w:top w:w="0" w:type="dxa"/>
+              <w:start w:w="60" w:type="dxa"/>
+              <w:bottom w:w="0" w:type="dxa"/>
+              <w:end w:w="60" w:type="dxa"/>
             </w:tcMar>
           </w:tcPr>
           <w:p>
             <w:pPr>
-              <w:jc w:val="right"/>
+              <w:spacing w:after="0"/>
+              <w:jc w:val="both"/>
             </w:pPr>
             <w:r>
               <w:rPr>
                 <w:rFonts w:ascii="Times New Roman" w:hAnsi="Times New Roman" w:eastAsia="宋体"/>
-                <w:b/>
-                <w:sz w:val="28"/>
+                <w:sz w:val="26"/>
               </w:rPr>
-              <w:t>时    间：</w:t>
+              <w:t>时    间</w:t>
             </w:r>
           </w:p>
         </w:tc>
         <w:tc>
           <w:tcPr>
-            <w:tcW w:type="dxa" w:w="3969"/>
+            <w:tcW w:type="dxa" w:w="4535"/>
             <w:tcBorders>
-              <w:top w:val="nil" w:sz="0" w:color="808080"/>
-              <w:left w:val="nil" w:sz="0" w:color="808080"/>
-              <w:bottom w:val="nil" w:sz="0" w:color="808080"/>
-              <w:right w:val="nil" w:sz="0" w:color="808080"/>
-              <w:insideH w:val="nil" w:sz="0" w:color="808080"/>
-              <w:insideV w:val="nil" w:sz="0" w:color="808080"/>
+              <w:top w:val="nil"/>
+              <w:left w:val="nil"/>
+              <w:bottom w:val="single" w:sz="8" w:color="000000"/>
+              <w:right w:val="nil"/>
             </w:tcBorders>
             <w:vAlign w:val="center"/>
             <w:tcMar>
-              <w:top w:w="100" w:type="dxa"/>
-              <w:start w:w="120" w:type="dxa"/>
-              <w:bottom w:w="100" w:type="dxa"/>
-              <w:end w:w="120" w:type="dxa"/>
+              <w:top w:w="0" w:type="dxa"/>
+              <w:start w:w="60" w:type="dxa"/>
+              <w:bottom w:w="0" w:type="dxa"/>
+              <w:end w:w="60" w:type="dxa"/>
             </w:tcMar>
           </w:tcPr>
           <w:p>
             <w:pPr>
-              <w:jc w:val="left"/>
+              <w:spacing w:after="0"/>
+              <w:jc w:val="center"/>
             </w:pPr>
             <w:r>
               <w:rPr>
                 <w:rFonts w:ascii="Times New Roman" w:hAnsi="Times New Roman" w:eastAsia="宋体"/>
-                <w:sz w:val="28"/>
+                <w:sz w:val="26"/>
               </w:rPr>
               <w:t>2026 年春季学期</w:t>
             </w:r>
@@ -454,68 +417,67 @@
         </w:tc>
       </w:tr>
       <w:tr>
+        <w:trPr>
+          <w:trHeight w:val="1134" w:hRule="exact"/>
+        </w:trPr>
         <w:tc>
           <w:tcPr>
-            <w:tcW w:type="dxa" w:w="2835"/>
+            <w:tcW w:type="dxa" w:w="2268"/>
             <w:tcBorders>
-              <w:top w:val="nil" w:sz="0" w:color="808080"/>
-              <w:left w:val="nil" w:sz="0" w:color="808080"/>
-              <w:bottom w:val="nil" w:sz="0" w:color="808080"/>
-              <w:right w:val="nil" w:sz="0" w:color="808080"/>
-              <w:insideH w:val="nil" w:sz="0" w:color="808080"/>
-              <w:insideV w:val="nil" w:sz="0" w:color="808080"/>
+              <w:top w:val="nil"/>
+              <w:left w:val="nil"/>
+              <w:bottom w:val="nil"/>
+              <w:right w:val="nil"/>
             </w:tcBorders>
             <w:vAlign w:val="center"/>
             <w:tcMar>
-              <w:top w:w="100" w:type="dxa"/>
-              <w:start w:w="120" w:type="dxa"/>
-              <w:bottom w:w="100" w:type="dxa"/>
-              <w:end w:w="120" w:type="dxa"/>
+              <w:top w:w="0" w:type="dxa"/>
+              <w:start w:w="60" w:type="dxa"/>
+              <w:bottom w:w="0" w:type="dxa"/>
+              <w:end w:w="60" w:type="dxa"/>
             </w:tcMar>
           </w:tcPr>
           <w:p>
             <w:pPr>
-              <w:jc w:val="right"/>
+              <w:spacing w:after="0"/>
+              <w:jc w:val="both"/>
             </w:pPr>
             <w:r>
               <w:rPr>
                 <w:rFonts w:ascii="Times New Roman" w:hAnsi="Times New Roman" w:eastAsia="宋体"/>
-                <w:b/>
-                <w:sz w:val="28"/>
+                <w:sz w:val="26"/>
               </w:rPr>
-              <w:t>专    业：</w:t>
+              <w:t>专    业</w:t>
             </w:r>
           </w:p>
         </w:tc>
         <w:tc>
           <w:tcPr>
-            <w:tcW w:type="dxa" w:w="3969"/>
+            <w:tcW w:type="dxa" w:w="4535"/>
             <w:tcBorders>
-              <w:top w:val="nil" w:sz="0" w:color="808080"/>
-              <w:left w:val="nil" w:sz="0" w:color="808080"/>
-              <w:bottom w:val="nil" w:sz="0" w:color="808080"/>
-              <w:right w:val="nil" w:sz="0" w:color="808080"/>
-              <w:insideH w:val="nil" w:sz="0" w:color="808080"/>
-              <w:insideV w:val="nil" w:sz="0" w:color="808080"/>
+              <w:top w:val="nil"/>
+              <w:left w:val="nil"/>
+              <w:bottom w:val="single" w:sz="8" w:color="000000"/>
+              <w:right w:val="nil"/>
             </w:tcBorders>
             <w:vAlign w:val="center"/>
             <w:tcMar>
-              <w:top w:w="100" w:type="dxa"/>
-              <w:start w:w="120" w:type="dxa"/>
-              <w:bottom w:w="100" w:type="dxa"/>
-              <w:end w:w="120" w:type="dxa"/>
+              <w:top w:w="0" w:type="dxa"/>
+              <w:start w:w="60" w:type="dxa"/>
+              <w:bottom w:w="0" w:type="dxa"/>
+              <w:end w:w="60" w:type="dxa"/>
             </w:tcMar>
           </w:tcPr>
           <w:p>
             <w:pPr>
-              <w:jc w:val="left"/>
+              <w:spacing w:after="0"/>
+              <w:jc w:val="center"/>
             </w:pPr>
             <w:r>
               <w:rPr>
                 <w:rFonts w:ascii="Times New Roman" w:hAnsi="Times New Roman" w:eastAsia="宋体"/>
-                <w:sz w:val="28"/>
+                <w:sz w:val="26"/>
               </w:rPr>
-              <w:t>________________</w:t>
             </w:r>
           </w:p>
         </w:tc>
@@ -524,6 +486,19 @@
     <w:p>
       <w:r>
         <w:br w:type="page"/>
+      </w:r>
+    </w:p>
+    <w:p>
+      <w:pPr>
+        <w:spacing w:before="5102"/>
+        <w:jc w:val="center"/>
+      </w:pPr>
+      <w:r>
+        <w:rPr>
+          <w:rFonts w:ascii="Times New Roman" w:hAnsi="Times New Roman" w:eastAsia="宋体"/>
+          <w:sz w:val="56"/>
+        </w:rPr>
+        <w:t>人工智能导论实验报告</w:t>
       </w:r>
     </w:p>
     <w:p>
@@ -5116,6 +5091,8 @@
     </w:p>
     <w:sectPr>
       <w:footerReference w:type="default" r:id="rId12"/>
+      <w:footerReference w:type="first" r:id="rId13"/>
+      <w:footerReference w:type="even" r:id="rId14"/>
       <w:pgSz w:w="11906" w:h="16838"/>
       <w:pgMar w:top="1440" w:right="1797" w:bottom="1440" w:left="1797" w:header="850" w:footer="850" w:gutter="0"/>
       <w:cols w:space="720"/>
@@ -5137,8 +5114,27 @@
         <w:rFonts w:ascii="Times New Roman" w:hAnsi="Times New Roman" w:eastAsia="宋体"/>
         <w:sz w:val="18"/>
       </w:rPr>
-      <w:t>人工智能导论实验报告</w:t>
     </w:r>
+  </w:p>
+</w:ftr>
+</file>
+
+<file path=word/footer2.xml><?xml version="1.0" encoding="utf-8"?>
+<w:ftr xmlns:m="http://schemas.openxmlformats.org/officeDocument/2006/math" xmlns:mc="http://schemas.openxmlformats.org/markup-compatibility/2006" xmlns:mo="http://schemas.microsoft.com/office/mac/office/2008/main" xmlns:mv="urn:schemas-microsoft-com:mac:vml" xmlns:o="urn:schemas-microsoft-com:office:office" xmlns:r="http://schemas.openxmlformats.org/officeDocument/2006/relationships" xmlns:v="urn:schemas-microsoft-com:vml" xmlns:w10="urn:schemas-microsoft-com:office:word" xmlns:w14="http://schemas.microsoft.com/office/word/2010/wordml" xmlns:w="http://schemas.openxmlformats.org/wordprocessingml/2006/main" xmlns:wne="http://schemas.microsoft.com/office/word/2006/wordml" xmlns:wp14="http://schemas.microsoft.com/office/word/2010/wordprocessingDrawing" xmlns:wp="http://schemas.openxmlformats.org/drawingml/2006/wordprocessingDrawing" xmlns:wpc="http://schemas.microsoft.com/office/word/2010/wordprocessingCanvas" xmlns:wpg="http://schemas.microsoft.com/office/word/2010/wordprocessingGroup" xmlns:wpi="http://schemas.microsoft.com/office/word/2010/wordprocessingInk" xmlns:wps="http://schemas.microsoft.com/office/word/2010/wordprocessingShape" mc:Ignorable="w14 wp14">
+  <w:p>
+    <w:pPr>
+      <w:pStyle w:val="Footer"/>
+    </w:pPr>
+  </w:p>
+</w:ftr>
+</file>
+
+<file path=word/footer3.xml><?xml version="1.0" encoding="utf-8"?>
+<w:ftr xmlns:m="http://schemas.openxmlformats.org/officeDocument/2006/math" xmlns:mc="http://schemas.openxmlformats.org/markup-compatibility/2006" xmlns:mo="http://schemas.microsoft.com/office/mac/office/2008/main" xmlns:mv="urn:schemas-microsoft-com:mac:vml" xmlns:o="urn:schemas-microsoft-com:office:office" xmlns:r="http://schemas.openxmlformats.org/officeDocument/2006/relationships" xmlns:v="urn:schemas-microsoft-com:vml" xmlns:w10="urn:schemas-microsoft-com:office:word" xmlns:w14="http://schemas.microsoft.com/office/word/2010/wordml" xmlns:w="http://schemas.openxmlformats.org/wordprocessingml/2006/main" xmlns:wne="http://schemas.microsoft.com/office/word/2006/wordml" xmlns:wp14="http://schemas.microsoft.com/office/word/2010/wordprocessingDrawing" xmlns:wp="http://schemas.openxmlformats.org/drawingml/2006/wordprocessingDrawing" xmlns:wpc="http://schemas.microsoft.com/office/word/2010/wordprocessingCanvas" xmlns:wpg="http://schemas.microsoft.com/office/word/2010/wordprocessingGroup" xmlns:wpi="http://schemas.microsoft.com/office/word/2010/wordprocessingInk" xmlns:wps="http://schemas.microsoft.com/office/word/2010/wordprocessingShape" mc:Ignorable="w14 wp14">
+  <w:p>
+    <w:pPr>
+      <w:pStyle w:val="Footer"/>
+    </w:pPr>
   </w:p>
 </w:ftr>
 </file>
